--- a/BaseApp/Source/Base Application/Sales/Reports/CustomerItemSales.docx
+++ b/BaseApp/Source/Base Application/Sales/Reports/CustomerItemSales.docx
@@ -7,12 +7,12 @@
         <w:tblStyle w:val="PlainTable1"/>
         <w:tblW w:w="10490" w:type="dxa"/>
         <w:tblBorders>
-          <w:top w:val="none" w:sz="0" w:space="0" w:color="auto"/>
-          <w:left w:val="none" w:sz="0" w:space="0" w:color="auto"/>
-          <w:bottom w:val="none" w:sz="0" w:space="0" w:color="auto"/>
-          <w:right w:val="none" w:sz="0" w:space="0" w:color="auto"/>
-          <w:insideH w:val="none" w:sz="0" w:space="0" w:color="auto"/>
-          <w:insideV w:val="none" w:sz="0" w:space="0" w:color="auto"/>
+          <w:top w:val="none" w:color="auto" w:sz="0" w:space="0"/>
+          <w:left w:val="none" w:color="auto" w:sz="0" w:space="0"/>
+          <w:bottom w:val="none" w:color="auto" w:sz="0" w:space="0"/>
+          <w:right w:val="none" w:color="auto" w:sz="0" w:space="0"/>
+          <w:insideH w:val="none" w:color="auto" w:sz="0" w:space="0"/>
+          <w:insideV w:val="none" w:color="auto" w:sz="0" w:space="0"/>
         </w:tblBorders>
         <w:tblLayout w:type="fixed"/>
         <w:tblLook w:val="04A0" w:firstRow="1" w:lastRow="0" w:firstColumn="1" w:lastColumn="0" w:noHBand="0" w:noVBand="1"/>
@@ -40,12 +40,12 @@
               <w:szCs w:val="16"/>
             </w:rPr>
             <w:alias w:val="#Nav: /Labels/TotalLbl"/>
-            <w:tag w:val="#Nav: FS_YSD_CustomerItemSales/50000"/>
+            <w:tag w:val="#Nav: Customer_Item_Sales/113"/>
             <w:id w:val="-483696441"/>
             <w:placeholder>
               <w:docPart w:val="DefaultPlaceholder_-1854013440"/>
             </w:placeholder>
-            <w:dataBinding w:prefixMappings="xmlns:ns0='urn:microsoft-dynamics-nav/reports/FS_YSD_CustomerItemSales/50000/'" w:xpath="/ns0:NavWordReportXmlPart[1]/ns0:Labels[1]/ns0:TotalLbl[1]" w:storeItemID="{53087D20-42BA-4D3F-9410-12BE32F0401B}"/>
+            <w:dataBinding w:prefixMappings="xmlns:ns0='urn:microsoft-dynamics-nav/reports/Customer_Item_Sales/113/'" w:xpath="/ns0:NavWordReportXmlPart[1]/ns0:Labels[1]/ns0:TotalLbl[1]" w:storeItemID="{53087D20-42BA-4D3F-9410-12BE32F0401B}"/>
             <w:text/>
           </w:sdtPr>
           <w:sdtContent>
@@ -54,8 +54,8 @@
                 <w:cnfStyle w:val="001000000000" w:firstRow="0" w:lastRow="0" w:firstColumn="1" w:lastColumn="0" w:oddVBand="0" w:evenVBand="0" w:oddHBand="0" w:evenHBand="0" w:firstRowFirstColumn="0" w:firstRowLastColumn="0" w:lastRowFirstColumn="0" w:lastRowLastColumn="0"/>
                 <w:tcW w:w="993" w:type="dxa"/>
                 <w:tcBorders>
-                  <w:top w:val="single" w:sz="4" w:space="0" w:color="auto"/>
-                  <w:bottom w:val="single" w:sz="4" w:space="0" w:color="auto"/>
+                  <w:top w:val="single" w:color="auto" w:sz="4" w:space="0"/>
+                  <w:bottom w:val="single" w:color="auto" w:sz="4" w:space="0"/>
                 </w:tcBorders>
                 <w:shd w:val="clear" w:color="auto" w:fill="auto"/>
                 <w:vAlign w:val="center"/>
@@ -86,8 +86,8 @@
           <w:tcPr>
             <w:tcW w:w="2976" w:type="dxa"/>
             <w:tcBorders>
-              <w:top w:val="single" w:sz="4" w:space="0" w:color="auto"/>
-              <w:bottom w:val="single" w:sz="4" w:space="0" w:color="auto"/>
+              <w:top w:val="single" w:color="auto" w:sz="4" w:space="0"/>
+              <w:bottom w:val="single" w:color="auto" w:sz="4" w:space="0"/>
             </w:tcBorders>
             <w:shd w:val="clear" w:color="auto" w:fill="auto"/>
           </w:tcPr>
@@ -106,8 +106,8 @@
           <w:tcPr>
             <w:tcW w:w="851" w:type="dxa"/>
             <w:tcBorders>
-              <w:top w:val="single" w:sz="4" w:space="0" w:color="auto"/>
-              <w:bottom w:val="single" w:sz="4" w:space="0" w:color="auto"/>
+              <w:top w:val="single" w:color="auto" w:sz="4" w:space="0"/>
+              <w:bottom w:val="single" w:color="auto" w:sz="4" w:space="0"/>
             </w:tcBorders>
             <w:shd w:val="clear" w:color="auto" w:fill="auto"/>
           </w:tcPr>
@@ -126,8 +126,8 @@
           <w:tcPr>
             <w:tcW w:w="850" w:type="dxa"/>
             <w:tcBorders>
-              <w:top w:val="single" w:sz="4" w:space="0" w:color="auto"/>
-              <w:bottom w:val="single" w:sz="4" w:space="0" w:color="auto"/>
+              <w:top w:val="single" w:color="auto" w:sz="4" w:space="0"/>
+              <w:bottom w:val="single" w:color="auto" w:sz="4" w:space="0"/>
             </w:tcBorders>
             <w:shd w:val="clear" w:color="auto" w:fill="auto"/>
             <w:vAlign w:val="center"/>
@@ -152,12 +152,12 @@
               <w:szCs w:val="16"/>
             </w:rPr>
             <w:alias w:val="#Nav: /Totals/Totals_Amount"/>
-            <w:tag w:val="#Nav: FS_YSD_CustomerItemSales/50000"/>
+            <w:tag w:val="#Nav: Customer_Item_Sales/113"/>
             <w:id w:val="-1795363331"/>
             <w:placeholder>
               <w:docPart w:val="DefaultPlaceholder_-1854013440"/>
             </w:placeholder>
-            <w:dataBinding w:prefixMappings="xmlns:ns0='urn:microsoft-dynamics-nav/reports/FS_YSD_CustomerItemSales/50000/'" w:xpath="/ns0:NavWordReportXmlPart[1]/ns0:Totals[1]/ns0:Totals_Amount[1]" w:storeItemID="{53087D20-42BA-4D3F-9410-12BE32F0401B}"/>
+            <w:dataBinding w:prefixMappings="xmlns:ns0='urn:microsoft-dynamics-nav/reports/Customer_Item_Sales/113/'" w:xpath="/ns0:NavWordReportXmlPart[1]/ns0:Totals[1]/ns0:Totals_Amount[1]" w:storeItemID="{53087D20-42BA-4D3F-9410-12BE32F0401B}"/>
             <w:text/>
           </w:sdtPr>
           <w:sdtContent>
@@ -165,8 +165,8 @@
               <w:tcPr>
                 <w:tcW w:w="1276" w:type="dxa"/>
                 <w:tcBorders>
-                  <w:top w:val="single" w:sz="4" w:space="0" w:color="auto"/>
-                  <w:bottom w:val="single" w:sz="4" w:space="0" w:color="auto"/>
+                  <w:top w:val="single" w:color="auto" w:sz="4" w:space="0"/>
+                  <w:bottom w:val="single" w:color="auto" w:sz="4" w:space="0"/>
                 </w:tcBorders>
                 <w:shd w:val="clear" w:color="auto" w:fill="auto"/>
                 <w:vAlign w:val="center"/>
@@ -205,12 +205,12 @@
               <w:szCs w:val="16"/>
             </w:rPr>
             <w:alias w:val="#Nav: /Totals/Totals_DiscountAmount"/>
-            <w:tag w:val="#Nav: FS_YSD_CustomerItemSales/50000"/>
+            <w:tag w:val="#Nav: Customer_Item_Sales/113"/>
             <w:id w:val="-578131780"/>
             <w:placeholder>
               <w:docPart w:val="DefaultPlaceholder_-1854013440"/>
             </w:placeholder>
-            <w:dataBinding w:prefixMappings="xmlns:ns0='urn:microsoft-dynamics-nav/reports/FS_YSD_CustomerItemSales/50000/'" w:xpath="/ns0:NavWordReportXmlPart[1]/ns0:Totals[1]/ns0:Totals_DiscountAmount[1]" w:storeItemID="{53087D20-42BA-4D3F-9410-12BE32F0401B}"/>
+            <w:dataBinding w:prefixMappings="xmlns:ns0='urn:microsoft-dynamics-nav/reports/Customer_Item_Sales/113/'" w:xpath="/ns0:NavWordReportXmlPart[1]/ns0:Totals[1]/ns0:Totals_DiscountAmount[1]" w:storeItemID="{53087D20-42BA-4D3F-9410-12BE32F0401B}"/>
             <w:text/>
           </w:sdtPr>
           <w:sdtContent>
@@ -218,8 +218,8 @@
               <w:tcPr>
                 <w:tcW w:w="1276" w:type="dxa"/>
                 <w:tcBorders>
-                  <w:top w:val="single" w:sz="4" w:space="0" w:color="auto"/>
-                  <w:bottom w:val="single" w:sz="4" w:space="0" w:color="auto"/>
+                  <w:top w:val="single" w:color="auto" w:sz="4" w:space="0"/>
+                  <w:bottom w:val="single" w:color="auto" w:sz="4" w:space="0"/>
                 </w:tcBorders>
                 <w:shd w:val="clear" w:color="auto" w:fill="auto"/>
                 <w:vAlign w:val="center"/>
@@ -258,12 +258,12 @@
               <w:szCs w:val="16"/>
             </w:rPr>
             <w:alias w:val="#Nav: /Totals/Totals_Profit"/>
-            <w:tag w:val="#Nav: FS_YSD_CustomerItemSales/50000"/>
+            <w:tag w:val="#Nav: Customer_Item_Sales/113"/>
             <w:id w:val="-729234071"/>
             <w:placeholder>
               <w:docPart w:val="DefaultPlaceholder_-1854013440"/>
             </w:placeholder>
-            <w:dataBinding w:prefixMappings="xmlns:ns0='urn:microsoft-dynamics-nav/reports/FS_YSD_CustomerItemSales/50000/'" w:xpath="/ns0:NavWordReportXmlPart[1]/ns0:Totals[1]/ns0:Totals_Profit[1]" w:storeItemID="{53087D20-42BA-4D3F-9410-12BE32F0401B}"/>
+            <w:dataBinding w:prefixMappings="xmlns:ns0='urn:microsoft-dynamics-nav/reports/Customer_Item_Sales/113/'" w:xpath="/ns0:NavWordReportXmlPart[1]/ns0:Totals[1]/ns0:Totals_Profit[1]" w:storeItemID="{53087D20-42BA-4D3F-9410-12BE32F0401B}"/>
             <w:text/>
           </w:sdtPr>
           <w:sdtContent>
@@ -271,8 +271,8 @@
               <w:tcPr>
                 <w:tcW w:w="1276" w:type="dxa"/>
                 <w:tcBorders>
-                  <w:top w:val="single" w:sz="4" w:space="0" w:color="auto"/>
-                  <w:bottom w:val="single" w:sz="4" w:space="0" w:color="auto"/>
+                  <w:top w:val="single" w:color="auto" w:sz="4" w:space="0"/>
+                  <w:bottom w:val="single" w:color="auto" w:sz="4" w:space="0"/>
                 </w:tcBorders>
                 <w:shd w:val="clear" w:color="auto" w:fill="auto"/>
                 <w:vAlign w:val="center"/>
@@ -311,12 +311,12 @@
               <w:szCs w:val="16"/>
             </w:rPr>
             <w:alias w:val="#Nav: /Totals/Totals_ProfitPercent"/>
-            <w:tag w:val="#Nav: FS_YSD_CustomerItemSales/50000"/>
+            <w:tag w:val="#Nav: Customer_Item_Sales/113"/>
             <w:id w:val="787242610"/>
             <w:placeholder>
               <w:docPart w:val="DefaultPlaceholder_-1854013440"/>
             </w:placeholder>
-            <w:dataBinding w:prefixMappings="xmlns:ns0='urn:microsoft-dynamics-nav/reports/FS_YSD_CustomerItemSales/50000/'" w:xpath="/ns0:NavWordReportXmlPart[1]/ns0:Totals[1]/ns0:Totals_ProfitPercent[1]" w:storeItemID="{53087D20-42BA-4D3F-9410-12BE32F0401B}"/>
+            <w:dataBinding w:prefixMappings="xmlns:ns0='urn:microsoft-dynamics-nav/reports/Customer_Item_Sales/113/'" w:xpath="/ns0:NavWordReportXmlPart[1]/ns0:Totals[1]/ns0:Totals_ProfitPercent[1]" w:storeItemID="{53087D20-42BA-4D3F-9410-12BE32F0401B}"/>
             <w:text/>
           </w:sdtPr>
           <w:sdtContent>
@@ -324,8 +324,8 @@
               <w:tcPr>
                 <w:tcW w:w="992" w:type="dxa"/>
                 <w:tcBorders>
-                  <w:top w:val="single" w:sz="4" w:space="0" w:color="auto"/>
-                  <w:bottom w:val="single" w:sz="4" w:space="0" w:color="auto"/>
+                  <w:top w:val="single" w:color="auto" w:sz="4" w:space="0"/>
+                  <w:bottom w:val="single" w:color="auto" w:sz="4" w:space="0"/>
                 </w:tcBorders>
                 <w:shd w:val="clear" w:color="auto" w:fill="auto"/>
                 <w:vAlign w:val="center"/>
@@ -358,14 +358,14 @@
       <w:tr>
         <w:trPr>
           <w:cnfStyle w:val="000000100000" w:firstRow="0" w:lastRow="0" w:firstColumn="0" w:lastColumn="0" w:oddVBand="0" w:evenVBand="0" w:oddHBand="1" w:evenHBand="0" w:firstRowFirstColumn="0" w:firstRowLastColumn="0" w:lastRowFirstColumn="0" w:lastRowLastColumn="0"/>
-          <w:trHeight w:hRule="exact" w:val="170"/>
+          <w:trHeight w:val="170" w:hRule="exact"/>
         </w:trPr>
         <w:tc>
           <w:tcPr>
             <w:cnfStyle w:val="001000000000" w:firstRow="0" w:lastRow="0" w:firstColumn="1" w:lastColumn="0" w:oddVBand="0" w:evenVBand="0" w:oddHBand="0" w:evenHBand="0" w:firstRowFirstColumn="0" w:firstRowLastColumn="0" w:lastRowFirstColumn="0" w:lastRowLastColumn="0"/>
             <w:tcW w:w="993" w:type="dxa"/>
             <w:tcBorders>
-              <w:top w:val="single" w:sz="4" w:space="0" w:color="auto"/>
+              <w:top w:val="single" w:color="auto" w:sz="4" w:space="0"/>
             </w:tcBorders>
             <w:shd w:val="clear" w:color="auto" w:fill="auto"/>
           </w:tcPr>
@@ -385,7 +385,7 @@
           <w:tcPr>
             <w:tcW w:w="2976" w:type="dxa"/>
             <w:tcBorders>
-              <w:top w:val="single" w:sz="4" w:space="0" w:color="auto"/>
+              <w:top w:val="single" w:color="auto" w:sz="4" w:space="0"/>
             </w:tcBorders>
             <w:shd w:val="clear" w:color="auto" w:fill="auto"/>
           </w:tcPr>
@@ -404,7 +404,7 @@
           <w:tcPr>
             <w:tcW w:w="851" w:type="dxa"/>
             <w:tcBorders>
-              <w:top w:val="single" w:sz="4" w:space="0" w:color="auto"/>
+              <w:top w:val="single" w:color="auto" w:sz="4" w:space="0"/>
             </w:tcBorders>
             <w:shd w:val="clear" w:color="auto" w:fill="auto"/>
           </w:tcPr>
@@ -423,7 +423,7 @@
           <w:tcPr>
             <w:tcW w:w="850" w:type="dxa"/>
             <w:tcBorders>
-              <w:top w:val="single" w:sz="4" w:space="0" w:color="auto"/>
+              <w:top w:val="single" w:color="auto" w:sz="4" w:space="0"/>
             </w:tcBorders>
             <w:shd w:val="clear" w:color="auto" w:fill="auto"/>
           </w:tcPr>
@@ -442,7 +442,7 @@
           <w:tcPr>
             <w:tcW w:w="1276" w:type="dxa"/>
             <w:tcBorders>
-              <w:top w:val="single" w:sz="4" w:space="0" w:color="auto"/>
+              <w:top w:val="single" w:color="auto" w:sz="4" w:space="0"/>
             </w:tcBorders>
             <w:shd w:val="clear" w:color="auto" w:fill="auto"/>
           </w:tcPr>
@@ -461,7 +461,7 @@
           <w:tcPr>
             <w:tcW w:w="1276" w:type="dxa"/>
             <w:tcBorders>
-              <w:top w:val="single" w:sz="4" w:space="0" w:color="auto"/>
+              <w:top w:val="single" w:color="auto" w:sz="4" w:space="0"/>
             </w:tcBorders>
             <w:shd w:val="clear" w:color="auto" w:fill="auto"/>
           </w:tcPr>
@@ -480,7 +480,7 @@
           <w:tcPr>
             <w:tcW w:w="1276" w:type="dxa"/>
             <w:tcBorders>
-              <w:top w:val="single" w:sz="4" w:space="0" w:color="auto"/>
+              <w:top w:val="single" w:color="auto" w:sz="4" w:space="0"/>
             </w:tcBorders>
             <w:shd w:val="clear" w:color="auto" w:fill="auto"/>
           </w:tcPr>
@@ -499,7 +499,7 @@
           <w:tcPr>
             <w:tcW w:w="992" w:type="dxa"/>
             <w:tcBorders>
-              <w:top w:val="single" w:sz="4" w:space="0" w:color="auto"/>
+              <w:top w:val="single" w:color="auto" w:sz="4" w:space="0"/>
             </w:tcBorders>
             <w:shd w:val="clear" w:color="auto" w:fill="auto"/>
           </w:tcPr>
@@ -517,7 +517,7 @@
       </w:tr>
       <w:tr>
         <w:trPr>
-          <w:trHeight w:hRule="exact" w:val="567"/>
+          <w:trHeight w:val="567" w:hRule="exact"/>
         </w:trPr>
         <w:sdt>
           <w:sdtPr>
@@ -527,12 +527,12 @@
               <w:szCs w:val="16"/>
             </w:rPr>
             <w:alias w:val="#Nav: /Labels/ItemNoCaption"/>
-            <w:tag w:val="#Nav: FS_YSD_CustomerItemSales/50000"/>
+            <w:tag w:val="#Nav: Customer_Item_Sales/113"/>
             <w:id w:val="819304754"/>
             <w:placeholder>
               <w:docPart w:val="DefaultPlaceholder_-1854013440"/>
             </w:placeholder>
-            <w:dataBinding w:prefixMappings="xmlns:ns0='urn:microsoft-dynamics-nav/reports/FS_YSD_CustomerItemSales/50000/'" w:xpath="/ns0:NavWordReportXmlPart[1]/ns0:Labels[1]/ns0:ItemNoCaption[1]" w:storeItemID="{53087D20-42BA-4D3F-9410-12BE32F0401B}"/>
+            <w:dataBinding w:prefixMappings="xmlns:ns0='urn:microsoft-dynamics-nav/reports/Customer_Item_Sales/113/'" w:xpath="/ns0:NavWordReportXmlPart[1]/ns0:Labels[1]/ns0:ItemNoCaption[1]" w:storeItemID="{53087D20-42BA-4D3F-9410-12BE32F0401B}"/>
             <w:text/>
           </w:sdtPr>
           <w:sdtContent>
@@ -541,7 +541,7 @@
                 <w:cnfStyle w:val="001000000000" w:firstRow="0" w:lastRow="0" w:firstColumn="1" w:lastColumn="0" w:oddVBand="0" w:evenVBand="0" w:oddHBand="0" w:evenHBand="0" w:firstRowFirstColumn="0" w:firstRowLastColumn="0" w:lastRowFirstColumn="0" w:lastRowLastColumn="0"/>
                 <w:tcW w:w="993" w:type="dxa"/>
                 <w:tcBorders>
-                  <w:bottom w:val="single" w:sz="4" w:space="0" w:color="auto"/>
+                  <w:bottom w:val="single" w:color="auto" w:sz="4" w:space="0"/>
                 </w:tcBorders>
                 <w:shd w:val="clear" w:color="auto" w:fill="auto"/>
                 <w:vAlign w:val="bottom"/>
@@ -579,12 +579,12 @@
               <w:szCs w:val="16"/>
             </w:rPr>
             <w:alias w:val="#Nav: /Labels/ItemDescCaption"/>
-            <w:tag w:val="#Nav: FS_YSD_CustomerItemSales/50000"/>
+            <w:tag w:val="#Nav: Customer_Item_Sales/113"/>
             <w:id w:val="566610717"/>
             <w:placeholder>
               <w:docPart w:val="DefaultPlaceholder_-1854013440"/>
             </w:placeholder>
-            <w:dataBinding w:prefixMappings="xmlns:ns0='urn:microsoft-dynamics-nav/reports/FS_YSD_CustomerItemSales/50000/'" w:xpath="/ns0:NavWordReportXmlPart[1]/ns0:Labels[1]/ns0:ItemDescCaption[1]" w:storeItemID="{53087D20-42BA-4D3F-9410-12BE32F0401B}"/>
+            <w:dataBinding w:prefixMappings="xmlns:ns0='urn:microsoft-dynamics-nav/reports/Customer_Item_Sales/113/'" w:xpath="/ns0:NavWordReportXmlPart[1]/ns0:Labels[1]/ns0:ItemDescCaption[1]" w:storeItemID="{53087D20-42BA-4D3F-9410-12BE32F0401B}"/>
             <w:text/>
           </w:sdtPr>
           <w:sdtContent>
@@ -592,7 +592,7 @@
               <w:tcPr>
                 <w:tcW w:w="2976" w:type="dxa"/>
                 <w:tcBorders>
-                  <w:bottom w:val="single" w:sz="4" w:space="0" w:color="auto"/>
+                  <w:bottom w:val="single" w:color="auto" w:sz="4" w:space="0"/>
                 </w:tcBorders>
                 <w:shd w:val="clear" w:color="auto" w:fill="auto"/>
                 <w:vAlign w:val="bottom"/>
@@ -629,12 +629,12 @@
               <w:szCs w:val="16"/>
             </w:rPr>
             <w:alias w:val="#Nav: /Labels/InvoicedQuantityCaption"/>
-            <w:tag w:val="#Nav: FS_YSD_CustomerItemSales/50000"/>
+            <w:tag w:val="#Nav: Customer_Item_Sales/113"/>
             <w:id w:val="-1887017680"/>
             <w:placeholder>
               <w:docPart w:val="DefaultPlaceholder_-1854013440"/>
             </w:placeholder>
-            <w:dataBinding w:prefixMappings="xmlns:ns0='urn:microsoft-dynamics-nav/reports/FS_YSD_CustomerItemSales/50000/'" w:xpath="/ns0:NavWordReportXmlPart[1]/ns0:Labels[1]/ns0:InvoicedQuantityCaption[1]" w:storeItemID="{53087D20-42BA-4D3F-9410-12BE32F0401B}"/>
+            <w:dataBinding w:prefixMappings="xmlns:ns0='urn:microsoft-dynamics-nav/reports/Customer_Item_Sales/113/'" w:xpath="/ns0:NavWordReportXmlPart[1]/ns0:Labels[1]/ns0:InvoicedQuantityCaption[1]" w:storeItemID="{53087D20-42BA-4D3F-9410-12BE32F0401B}"/>
             <w:text/>
           </w:sdtPr>
           <w:sdtContent>
@@ -642,7 +642,7 @@
               <w:tcPr>
                 <w:tcW w:w="851" w:type="dxa"/>
                 <w:tcBorders>
-                  <w:bottom w:val="single" w:sz="4" w:space="0" w:color="auto"/>
+                  <w:bottom w:val="single" w:color="auto" w:sz="4" w:space="0"/>
                 </w:tcBorders>
                 <w:shd w:val="clear" w:color="auto" w:fill="auto"/>
                 <w:vAlign w:val="bottom"/>
@@ -680,12 +680,12 @@
               <w:szCs w:val="16"/>
             </w:rPr>
             <w:alias w:val="#Nav: /Labels/UnitOfMeasureCaption"/>
-            <w:tag w:val="#Nav: FS_YSD_CustomerItemSales/50000"/>
+            <w:tag w:val="#Nav: Customer_Item_Sales/113"/>
             <w:id w:val="-1308701783"/>
             <w:placeholder>
               <w:docPart w:val="DefaultPlaceholder_-1854013440"/>
             </w:placeholder>
-            <w:dataBinding w:prefixMappings="xmlns:ns0='urn:microsoft-dynamics-nav/reports/FS_YSD_CustomerItemSales/50000/'" w:xpath="/ns0:NavWordReportXmlPart[1]/ns0:Labels[1]/ns0:UnitOfMeasureCaption[1]" w:storeItemID="{53087D20-42BA-4D3F-9410-12BE32F0401B}"/>
+            <w:dataBinding w:prefixMappings="xmlns:ns0='urn:microsoft-dynamics-nav/reports/Customer_Item_Sales/113/'" w:xpath="/ns0:NavWordReportXmlPart[1]/ns0:Labels[1]/ns0:UnitOfMeasureCaption[1]" w:storeItemID="{53087D20-42BA-4D3F-9410-12BE32F0401B}"/>
             <w:text/>
           </w:sdtPr>
           <w:sdtContent>
@@ -693,7 +693,7 @@
               <w:tcPr>
                 <w:tcW w:w="850" w:type="dxa"/>
                 <w:tcBorders>
-                  <w:bottom w:val="single" w:sz="4" w:space="0" w:color="auto"/>
+                  <w:bottom w:val="single" w:color="auto" w:sz="4" w:space="0"/>
                 </w:tcBorders>
                 <w:shd w:val="clear" w:color="auto" w:fill="auto"/>
                 <w:vAlign w:val="bottom"/>
@@ -730,12 +730,12 @@
               <w:szCs w:val="16"/>
             </w:rPr>
             <w:alias w:val="#Nav: /Labels/AmountCaption"/>
-            <w:tag w:val="#Nav: FS_YSD_CustomerItemSales/50000"/>
+            <w:tag w:val="#Nav: Customer_Item_Sales/113"/>
             <w:id w:val="471953638"/>
             <w:placeholder>
               <w:docPart w:val="DefaultPlaceholder_-1854013440"/>
             </w:placeholder>
-            <w:dataBinding w:prefixMappings="xmlns:ns0='urn:microsoft-dynamics-nav/reports/FS_YSD_CustomerItemSales/50000/'" w:xpath="/ns0:NavWordReportXmlPart[1]/ns0:Labels[1]/ns0:AmountCaption[1]" w:storeItemID="{53087D20-42BA-4D3F-9410-12BE32F0401B}"/>
+            <w:dataBinding w:prefixMappings="xmlns:ns0='urn:microsoft-dynamics-nav/reports/Customer_Item_Sales/113/'" w:xpath="/ns0:NavWordReportXmlPart[1]/ns0:Labels[1]/ns0:AmountCaption[1]" w:storeItemID="{53087D20-42BA-4D3F-9410-12BE32F0401B}"/>
             <w:text/>
           </w:sdtPr>
           <w:sdtContent>
@@ -743,7 +743,7 @@
               <w:tcPr>
                 <w:tcW w:w="1276" w:type="dxa"/>
                 <w:tcBorders>
-                  <w:bottom w:val="single" w:sz="4" w:space="0" w:color="auto"/>
+                  <w:bottom w:val="single" w:color="auto" w:sz="4" w:space="0"/>
                 </w:tcBorders>
                 <w:shd w:val="clear" w:color="auto" w:fill="auto"/>
                 <w:vAlign w:val="bottom"/>
@@ -781,12 +781,12 @@
               <w:szCs w:val="16"/>
             </w:rPr>
             <w:alias w:val="#Nav: /Labels/DiscountAmountCaption"/>
-            <w:tag w:val="#Nav: FS_YSD_CustomerItemSales/50000"/>
+            <w:tag w:val="#Nav: Customer_Item_Sales/113"/>
             <w:id w:val="1747685310"/>
             <w:placeholder>
               <w:docPart w:val="DefaultPlaceholder_-1854013440"/>
             </w:placeholder>
-            <w:dataBinding w:prefixMappings="xmlns:ns0='urn:microsoft-dynamics-nav/reports/FS_YSD_CustomerItemSales/50000/'" w:xpath="/ns0:NavWordReportXmlPart[1]/ns0:Labels[1]/ns0:DiscountAmountCaption[1]" w:storeItemID="{53087D20-42BA-4D3F-9410-12BE32F0401B}"/>
+            <w:dataBinding w:prefixMappings="xmlns:ns0='urn:microsoft-dynamics-nav/reports/Customer_Item_Sales/113/'" w:xpath="/ns0:NavWordReportXmlPart[1]/ns0:Labels[1]/ns0:DiscountAmountCaption[1]" w:storeItemID="{53087D20-42BA-4D3F-9410-12BE32F0401B}"/>
             <w:text/>
           </w:sdtPr>
           <w:sdtContent>
@@ -794,7 +794,7 @@
               <w:tcPr>
                 <w:tcW w:w="1276" w:type="dxa"/>
                 <w:tcBorders>
-                  <w:bottom w:val="single" w:sz="4" w:space="0" w:color="auto"/>
+                  <w:bottom w:val="single" w:color="auto" w:sz="4" w:space="0"/>
                 </w:tcBorders>
                 <w:shd w:val="clear" w:color="auto" w:fill="auto"/>
                 <w:vAlign w:val="bottom"/>
@@ -832,12 +832,12 @@
               <w:szCs w:val="16"/>
             </w:rPr>
             <w:alias w:val="#Nav: /Labels/ProfitCaption"/>
-            <w:tag w:val="#Nav: FS_YSD_CustomerItemSales/50000"/>
+            <w:tag w:val="#Nav: Customer_Item_Sales/113"/>
             <w:id w:val="-843085183"/>
             <w:placeholder>
               <w:docPart w:val="DefaultPlaceholder_-1854013440"/>
             </w:placeholder>
-            <w:dataBinding w:prefixMappings="xmlns:ns0='urn:microsoft-dynamics-nav/reports/FS_YSD_CustomerItemSales/50000/'" w:xpath="/ns0:NavWordReportXmlPart[1]/ns0:Labels[1]/ns0:ProfitCaption[1]" w:storeItemID="{53087D20-42BA-4D3F-9410-12BE32F0401B}"/>
+            <w:dataBinding w:prefixMappings="xmlns:ns0='urn:microsoft-dynamics-nav/reports/Customer_Item_Sales/113/'" w:xpath="/ns0:NavWordReportXmlPart[1]/ns0:Labels[1]/ns0:ProfitCaption[1]" w:storeItemID="{53087D20-42BA-4D3F-9410-12BE32F0401B}"/>
             <w:text/>
           </w:sdtPr>
           <w:sdtContent>
@@ -845,7 +845,7 @@
               <w:tcPr>
                 <w:tcW w:w="1276" w:type="dxa"/>
                 <w:tcBorders>
-                  <w:bottom w:val="single" w:sz="4" w:space="0" w:color="auto"/>
+                  <w:bottom w:val="single" w:color="auto" w:sz="4" w:space="0"/>
                 </w:tcBorders>
                 <w:shd w:val="clear" w:color="auto" w:fill="auto"/>
                 <w:vAlign w:val="bottom"/>
@@ -883,12 +883,12 @@
               <w:szCs w:val="16"/>
             </w:rPr>
             <w:alias w:val="#Nav: /Labels/ProfitPercentCaption"/>
-            <w:tag w:val="#Nav: FS_YSD_CustomerItemSales/50000"/>
+            <w:tag w:val="#Nav: Customer_Item_Sales/113"/>
             <w:id w:val="-933282416"/>
             <w:placeholder>
               <w:docPart w:val="DefaultPlaceholder_-1854013440"/>
             </w:placeholder>
-            <w:dataBinding w:prefixMappings="xmlns:ns0='urn:microsoft-dynamics-nav/reports/FS_YSD_CustomerItemSales/50000/'" w:xpath="/ns0:NavWordReportXmlPart[1]/ns0:Labels[1]/ns0:ProfitPercentCaption[1]" w:storeItemID="{53087D20-42BA-4D3F-9410-12BE32F0401B}"/>
+            <w:dataBinding w:prefixMappings="xmlns:ns0='urn:microsoft-dynamics-nav/reports/Customer_Item_Sales/113/'" w:xpath="/ns0:NavWordReportXmlPart[1]/ns0:Labels[1]/ns0:ProfitPercentCaption[1]" w:storeItemID="{53087D20-42BA-4D3F-9410-12BE32F0401B}"/>
             <w:text/>
           </w:sdtPr>
           <w:sdtContent>
@@ -896,7 +896,7 @@
               <w:tcPr>
                 <w:tcW w:w="992" w:type="dxa"/>
                 <w:tcBorders>
-                  <w:bottom w:val="single" w:sz="4" w:space="0" w:color="auto"/>
+                  <w:bottom w:val="single" w:color="auto" w:sz="4" w:space="0"/>
                 </w:tcBorders>
                 <w:shd w:val="clear" w:color="auto" w:fill="auto"/>
                 <w:vAlign w:val="bottom"/>
@@ -930,14 +930,14 @@
       <w:tr>
         <w:trPr>
           <w:cnfStyle w:val="000000100000" w:firstRow="0" w:lastRow="0" w:firstColumn="0" w:lastColumn="0" w:oddVBand="0" w:evenVBand="0" w:oddHBand="1" w:evenHBand="0" w:firstRowFirstColumn="0" w:firstRowLastColumn="0" w:lastRowFirstColumn="0" w:lastRowLastColumn="0"/>
-          <w:trHeight w:hRule="exact" w:val="170"/>
+          <w:trHeight w:val="170" w:hRule="exact"/>
         </w:trPr>
         <w:tc>
           <w:tcPr>
             <w:cnfStyle w:val="001000000000" w:firstRow="0" w:lastRow="0" w:firstColumn="1" w:lastColumn="0" w:oddVBand="0" w:evenVBand="0" w:oddHBand="0" w:evenHBand="0" w:firstRowFirstColumn="0" w:firstRowLastColumn="0" w:lastRowFirstColumn="0" w:lastRowLastColumn="0"/>
             <w:tcW w:w="993" w:type="dxa"/>
             <w:tcBorders>
-              <w:top w:val="single" w:sz="4" w:space="0" w:color="auto"/>
+              <w:top w:val="single" w:color="auto" w:sz="4" w:space="0"/>
             </w:tcBorders>
             <w:shd w:val="clear" w:color="auto" w:fill="auto"/>
           </w:tcPr>
@@ -955,7 +955,7 @@
           <w:tcPr>
             <w:tcW w:w="2976" w:type="dxa"/>
             <w:tcBorders>
-              <w:top w:val="single" w:sz="4" w:space="0" w:color="auto"/>
+              <w:top w:val="single" w:color="auto" w:sz="4" w:space="0"/>
             </w:tcBorders>
             <w:shd w:val="clear" w:color="auto" w:fill="auto"/>
           </w:tcPr>
@@ -974,7 +974,7 @@
           <w:tcPr>
             <w:tcW w:w="851" w:type="dxa"/>
             <w:tcBorders>
-              <w:top w:val="single" w:sz="4" w:space="0" w:color="auto"/>
+              <w:top w:val="single" w:color="auto" w:sz="4" w:space="0"/>
             </w:tcBorders>
             <w:shd w:val="clear" w:color="auto" w:fill="auto"/>
           </w:tcPr>
@@ -993,7 +993,7 @@
           <w:tcPr>
             <w:tcW w:w="850" w:type="dxa"/>
             <w:tcBorders>
-              <w:top w:val="single" w:sz="4" w:space="0" w:color="auto"/>
+              <w:top w:val="single" w:color="auto" w:sz="4" w:space="0"/>
             </w:tcBorders>
             <w:shd w:val="clear" w:color="auto" w:fill="auto"/>
           </w:tcPr>
@@ -1012,7 +1012,7 @@
           <w:tcPr>
             <w:tcW w:w="1276" w:type="dxa"/>
             <w:tcBorders>
-              <w:top w:val="single" w:sz="4" w:space="0" w:color="auto"/>
+              <w:top w:val="single" w:color="auto" w:sz="4" w:space="0"/>
             </w:tcBorders>
             <w:shd w:val="clear" w:color="auto" w:fill="auto"/>
           </w:tcPr>
@@ -1031,7 +1031,7 @@
           <w:tcPr>
             <w:tcW w:w="1276" w:type="dxa"/>
             <w:tcBorders>
-              <w:top w:val="single" w:sz="4" w:space="0" w:color="auto"/>
+              <w:top w:val="single" w:color="auto" w:sz="4" w:space="0"/>
             </w:tcBorders>
             <w:shd w:val="clear" w:color="auto" w:fill="auto"/>
           </w:tcPr>
@@ -1050,7 +1050,7 @@
           <w:tcPr>
             <w:tcW w:w="1276" w:type="dxa"/>
             <w:tcBorders>
-              <w:top w:val="single" w:sz="4" w:space="0" w:color="auto"/>
+              <w:top w:val="single" w:color="auto" w:sz="4" w:space="0"/>
             </w:tcBorders>
             <w:shd w:val="clear" w:color="auto" w:fill="auto"/>
           </w:tcPr>
@@ -1069,7 +1069,7 @@
           <w:tcPr>
             <w:tcW w:w="992" w:type="dxa"/>
             <w:tcBorders>
-              <w:top w:val="single" w:sz="4" w:space="0" w:color="auto"/>
+              <w:top w:val="single" w:color="auto" w:sz="4" w:space="0"/>
             </w:tcBorders>
             <w:shd w:val="clear" w:color="auto" w:fill="auto"/>
           </w:tcPr>
@@ -1095,9 +1095,9 @@
             <w:szCs w:val="16"/>
           </w:rPr>
           <w:alias w:val="#Nav: /Customer"/>
-          <w:tag w:val="#Nav: FS_YSD_CustomerItemSales/50000"/>
+          <w:tag w:val="#Nav: Customer_Item_Sales/113"/>
           <w:id w:val="-373611710"/>
-          <w15:dataBinding w:prefixMappings="xmlns:ns0='urn:microsoft-dynamics-nav/reports/FS_YSD_CustomerItemSales/50000/' " w:xpath="/ns0:NavWordReportXmlPart[1]/ns0:Customer" w:storeItemID="{53087D20-42BA-4D3F-9410-12BE32F0401B}"/>
+          <w15:dataBinding w:prefixMappings="xmlns:ns0='urn:microsoft-dynamics-nav/reports/Customer_Item_Sales/113/'" w:xpath="/ns0:NavWordReportXmlPart[1]/ns0:Customer" w:storeItemID="{53087D20-42BA-4D3F-9410-12BE32F0401B}"/>
           <w15:repeatingSection/>
         </w:sdtPr>
         <w:sdtContent>
@@ -1119,7 +1119,7 @@
             <w:sdtContent>
               <w:tr>
                 <w:trPr>
-                  <w:trHeight w:hRule="exact" w:val="567"/>
+                  <w:trHeight w:val="567" w:hRule="exact"/>
                 </w:trPr>
                 <w:tc>
                   <w:tcPr>
@@ -1162,12 +1162,12 @@
                               <w:szCs w:val="16"/>
                             </w:rPr>
                             <w:alias w:val="#Nav: /Customer/Integer/CustNo"/>
-                            <w:tag w:val="#Nav: FS_YSD_CustomerItemSales/50000"/>
+                            <w:tag w:val="#Nav: Customer_Item_Sales/113"/>
                             <w:id w:val="-566341208"/>
                             <w:placeholder>
                               <w:docPart w:val="DefaultPlaceholder_-1854013440"/>
                             </w:placeholder>
-                            <w:dataBinding w:prefixMappings="xmlns:ns0='urn:microsoft-dynamics-nav/reports/FS_YSD_CustomerItemSales/50000/'" w:xpath="/ns0:NavWordReportXmlPart[1]/ns0:Customer[1]/ns0:Integer[1]/ns0:CustNo[1]" w:storeItemID="{53087D20-42BA-4D3F-9410-12BE32F0401B}"/>
+                            <w:dataBinding w:prefixMappings="xmlns:ns0='urn:microsoft-dynamics-nav/reports/Customer_Item_Sales/113/'" w:xpath="/ns0:NavWordReportXmlPart[1]/ns0:Customer[1]/ns0:Integer[1]/ns0:CustNo[1]" w:storeItemID="{53087D20-42BA-4D3F-9410-12BE32F0401B}"/>
                             <w:text/>
                           </w:sdtPr>
                           <w:sdtContent>
@@ -1205,12 +1205,12 @@
                       <w:szCs w:val="16"/>
                     </w:rPr>
                     <w:alias w:val="#Nav: /Customer/Integer/CustName"/>
-                    <w:tag w:val="#Nav: FS_YSD_CustomerItemSales/50000"/>
+                    <w:tag w:val="#Nav: Customer_Item_Sales/113"/>
                     <w:id w:val="-883176807"/>
                     <w:placeholder>
                       <w:docPart w:val="DefaultPlaceholder_-1854013440"/>
                     </w:placeholder>
-                    <w:dataBinding w:prefixMappings="xmlns:ns0='urn:microsoft-dynamics-nav/reports/FS_YSD_CustomerItemSales/50000/'" w:xpath="/ns0:NavWordReportXmlPart[1]/ns0:Customer[1]/ns0:Integer[1]/ns0:CustName[1]" w:storeItemID="{53087D20-42BA-4D3F-9410-12BE32F0401B}"/>
+                    <w:dataBinding w:prefixMappings="xmlns:ns0='urn:microsoft-dynamics-nav/reports/Customer_Item_Sales/113/'" w:xpath="/ns0:NavWordReportXmlPart[1]/ns0:Customer[1]/ns0:Integer[1]/ns0:CustName[1]" w:storeItemID="{53087D20-42BA-4D3F-9410-12BE32F0401B}"/>
                     <w:text/>
                   </w:sdtPr>
                   <w:sdtContent>
@@ -1354,9 +1354,9 @@
                     <w:szCs w:val="16"/>
                   </w:rPr>
                   <w:alias w:val="#Nav: /Customer/Integer"/>
-                  <w:tag w:val="#Nav: FS_YSD_CustomerItemSales/50000"/>
+                  <w:tag w:val="#Nav: Customer_Item_Sales/113"/>
                   <w:id w:val="838189732"/>
-                  <w15:dataBinding w:prefixMappings="xmlns:ns0='urn:microsoft-dynamics-nav/reports/FS_YSD_CustomerItemSales/50000/' " w:xpath="/ns0:NavWordReportXmlPart[1]/ns0:Customer[1]/ns0:Integer" w:storeItemID="{53087D20-42BA-4D3F-9410-12BE32F0401B}"/>
+                  <w15:dataBinding w:prefixMappings="xmlns:ns0='urn:microsoft-dynamics-nav/reports/Customer_Item_Sales/113/'" w:xpath="/ns0:NavWordReportXmlPart[1]/ns0:Customer[1]/ns0:Integer" w:storeItemID="{53087D20-42BA-4D3F-9410-12BE32F0401B}"/>
                   <w15:repeatingSection/>
                 </w:sdtPr>
                 <w:sdtContent>
@@ -1391,12 +1391,12 @@
                               <w:szCs w:val="16"/>
                             </w:rPr>
                             <w:alias w:val="#Nav: /Customer/Integer/ValueEntryBuffer__Item_No__"/>
-                            <w:tag w:val="#Nav: FS_YSD_CustomerItemSales/50000"/>
+                            <w:tag w:val="#Nav: Customer_Item_Sales/113"/>
                             <w:id w:val="-1582135595"/>
                             <w:placeholder>
                               <w:docPart w:val="DefaultPlaceholder_-1854013440"/>
                             </w:placeholder>
-                            <w:dataBinding w:prefixMappings="xmlns:ns0='urn:microsoft-dynamics-nav/reports/FS_YSD_CustomerItemSales/50000/'" w:xpath="/ns0:NavWordReportXmlPart[1]/ns0:Customer[1]/ns0:Integer[1]/ns0:ValueEntryBuffer__Item_No__[1]" w:storeItemID="{53087D20-42BA-4D3F-9410-12BE32F0401B}"/>
+                            <w:dataBinding w:prefixMappings="xmlns:ns0='urn:microsoft-dynamics-nav/reports/Customer_Item_Sales/113/'" w:xpath="/ns0:NavWordReportXmlPart[1]/ns0:Customer[1]/ns0:Integer[1]/ns0:ValueEntryBuffer__Item_No__[1]" w:storeItemID="{53087D20-42BA-4D3F-9410-12BE32F0401B}"/>
                             <w:text/>
                           </w:sdtPr>
                           <w:sdtEndPr>
@@ -1476,12 +1476,12 @@
                               <w:szCs w:val="16"/>
                             </w:rPr>
                             <w:alias w:val="#Nav: /Customer/Integer/Item_Description"/>
-                            <w:tag w:val="#Nav: FS_YSD_CustomerItemSales/50000"/>
+                            <w:tag w:val="#Nav: Customer_Item_Sales/113"/>
                             <w:id w:val="663126085"/>
                             <w:placeholder>
                               <w:docPart w:val="DefaultPlaceholder_-1854013440"/>
                             </w:placeholder>
-                            <w:dataBinding w:prefixMappings="xmlns:ns0='urn:microsoft-dynamics-nav/reports/FS_YSD_CustomerItemSales/50000/'" w:xpath="/ns0:NavWordReportXmlPart[1]/ns0:Customer[1]/ns0:Integer[1]/ns0:Item_Description[1]" w:storeItemID="{53087D20-42BA-4D3F-9410-12BE32F0401B}"/>
+                            <w:dataBinding w:prefixMappings="xmlns:ns0='urn:microsoft-dynamics-nav/reports/Customer_Item_Sales/113/'" w:xpath="/ns0:NavWordReportXmlPart[1]/ns0:Customer[1]/ns0:Integer[1]/ns0:Item_Description[1]" w:storeItemID="{53087D20-42BA-4D3F-9410-12BE32F0401B}"/>
                             <w:text/>
                           </w:sdtPr>
                           <w:sdtContent>
@@ -1521,12 +1521,12 @@
                               <w:szCs w:val="16"/>
                             </w:rPr>
                             <w:alias w:val="#Nav: /Customer/Integer/ValueEntryBuffer__Invoiced_Quantity_"/>
-                            <w:tag w:val="#Nav: FS_YSD_CustomerItemSales/50000"/>
+                            <w:tag w:val="#Nav: Customer_Item_Sales/113"/>
                             <w:id w:val="-2088765090"/>
                             <w:placeholder>
                               <w:docPart w:val="DefaultPlaceholder_-1854013440"/>
                             </w:placeholder>
-                            <w:dataBinding w:prefixMappings="xmlns:ns0='urn:microsoft-dynamics-nav/reports/FS_YSD_CustomerItemSales/50000/'" w:xpath="/ns0:NavWordReportXmlPart[1]/ns0:Customer[1]/ns0:Integer[1]/ns0:ValueEntryBuffer__Invoiced_Quantity_[1]" w:storeItemID="{53087D20-42BA-4D3F-9410-12BE32F0401B}"/>
+                            <w:dataBinding w:prefixMappings="xmlns:ns0='urn:microsoft-dynamics-nav/reports/Customer_Item_Sales/113/'" w:xpath="/ns0:NavWordReportXmlPart[1]/ns0:Customer[1]/ns0:Integer[1]/ns0:ValueEntryBuffer__Invoiced_Quantity_[1]" w:storeItemID="{53087D20-42BA-4D3F-9410-12BE32F0401B}"/>
                             <w:text/>
                           </w:sdtPr>
                           <w:sdtContent>
@@ -1593,12 +1593,12 @@
                               <w:szCs w:val="16"/>
                             </w:rPr>
                             <w:alias w:val="#Nav: /Customer/Integer/Item__Base_Unit_of_Measure_"/>
-                            <w:tag w:val="#Nav: FS_YSD_CustomerItemSales/50000"/>
+                            <w:tag w:val="#Nav: Customer_Item_Sales/113"/>
                             <w:id w:val="-1311941438"/>
                             <w:placeholder>
                               <w:docPart w:val="DefaultPlaceholder_-1854013440"/>
                             </w:placeholder>
-                            <w:dataBinding w:prefixMappings="xmlns:ns0='urn:microsoft-dynamics-nav/reports/FS_YSD_CustomerItemSales/50000/'" w:xpath="/ns0:NavWordReportXmlPart[1]/ns0:Customer[1]/ns0:Integer[1]/ns0:Item__Base_Unit_of_Measure_[1]" w:storeItemID="{53087D20-42BA-4D3F-9410-12BE32F0401B}"/>
+                            <w:dataBinding w:prefixMappings="xmlns:ns0='urn:microsoft-dynamics-nav/reports/Customer_Item_Sales/113/'" w:xpath="/ns0:NavWordReportXmlPart[1]/ns0:Customer[1]/ns0:Integer[1]/ns0:Item__Base_Unit_of_Measure_[1]" w:storeItemID="{53087D20-42BA-4D3F-9410-12BE32F0401B}"/>
                             <w:text/>
                           </w:sdtPr>
                           <w:sdtContent>
@@ -1654,12 +1654,12 @@
                               <w:szCs w:val="16"/>
                             </w:rPr>
                             <w:alias w:val="#Nav: /Customer/Integer/ValueEntryBuffer__Sales_Amount__Actual___Control44"/>
-                            <w:tag w:val="#Nav: FS_YSD_CustomerItemSales/50000"/>
+                            <w:tag w:val="#Nav: Customer_Item_Sales/113"/>
                             <w:id w:val="2141759694"/>
                             <w:placeholder>
                               <w:docPart w:val="DefaultPlaceholder_-1854013440"/>
                             </w:placeholder>
-                            <w:dataBinding w:prefixMappings="xmlns:ns0='urn:microsoft-dynamics-nav/reports/FS_YSD_CustomerItemSales/50000/'" w:xpath="/ns0:NavWordReportXmlPart[1]/ns0:Customer[1]/ns0:Integer[1]/ns0:ValueEntryBuffer__Sales_Amount__Actual___Control44[1]" w:storeItemID="{53087D20-42BA-4D3F-9410-12BE32F0401B}"/>
+                            <w:dataBinding w:prefixMappings="xmlns:ns0='urn:microsoft-dynamics-nav/reports/Customer_Item_Sales/113/'" w:xpath="/ns0:NavWordReportXmlPart[1]/ns0:Customer[1]/ns0:Integer[1]/ns0:ValueEntryBuffer__Sales_Amount__Actual___Control44[1]" w:storeItemID="{53087D20-42BA-4D3F-9410-12BE32F0401B}"/>
                             <w:text/>
                           </w:sdtPr>
                           <w:sdtContent>
@@ -1698,12 +1698,12 @@
                               <w:szCs w:val="16"/>
                             </w:rPr>
                             <w:alias w:val="#Nav: /Customer/Integer/ValueEntryBuffer__Discount_Amount__Control45"/>
-                            <w:tag w:val="#Nav: FS_YSD_CustomerItemSales/50000"/>
+                            <w:tag w:val="#Nav: Customer_Item_Sales/113"/>
                             <w:id w:val="1005095336"/>
                             <w:placeholder>
                               <w:docPart w:val="DefaultPlaceholder_-1854013440"/>
                             </w:placeholder>
-                            <w:dataBinding w:prefixMappings="xmlns:ns0='urn:microsoft-dynamics-nav/reports/FS_YSD_CustomerItemSales/50000/'" w:xpath="/ns0:NavWordReportXmlPart[1]/ns0:Customer[1]/ns0:Integer[1]/ns0:ValueEntryBuffer__Discount_Amount__Control45[1]" w:storeItemID="{53087D20-42BA-4D3F-9410-12BE32F0401B}"/>
+                            <w:dataBinding w:prefixMappings="xmlns:ns0='urn:microsoft-dynamics-nav/reports/Customer_Item_Sales/113/'" w:xpath="/ns0:NavWordReportXmlPart[1]/ns0:Customer[1]/ns0:Integer[1]/ns0:ValueEntryBuffer__Discount_Amount__Control45[1]" w:storeItemID="{53087D20-42BA-4D3F-9410-12BE32F0401B}"/>
                             <w:text/>
                           </w:sdtPr>
                           <w:sdtContent>
@@ -1742,12 +1742,12 @@
                               <w:szCs w:val="16"/>
                             </w:rPr>
                             <w:alias w:val="#Nav: /Customer/Integer/Profit_Control46"/>
-                            <w:tag w:val="#Nav: FS_YSD_CustomerItemSales/50000"/>
+                            <w:tag w:val="#Nav: Customer_Item_Sales/113"/>
                             <w:id w:val="369652440"/>
                             <w:placeholder>
                               <w:docPart w:val="DefaultPlaceholder_-1854013440"/>
                             </w:placeholder>
-                            <w:dataBinding w:prefixMappings="xmlns:ns0='urn:microsoft-dynamics-nav/reports/FS_YSD_CustomerItemSales/50000/'" w:xpath="/ns0:NavWordReportXmlPart[1]/ns0:Customer[1]/ns0:Integer[1]/ns0:Profit_Control46[1]" w:storeItemID="{53087D20-42BA-4D3F-9410-12BE32F0401B}"/>
+                            <w:dataBinding w:prefixMappings="xmlns:ns0='urn:microsoft-dynamics-nav/reports/Customer_Item_Sales/113/'" w:xpath="/ns0:NavWordReportXmlPart[1]/ns0:Customer[1]/ns0:Integer[1]/ns0:Profit_Control46[1]" w:storeItemID="{53087D20-42BA-4D3F-9410-12BE32F0401B}"/>
                             <w:text/>
                           </w:sdtPr>
                           <w:sdtContent>
@@ -1786,12 +1786,12 @@
                               <w:szCs w:val="16"/>
                             </w:rPr>
                             <w:alias w:val="#Nav: /Customer/Integer/ProfitPct_Control47"/>
-                            <w:tag w:val="#Nav: FS_YSD_CustomerItemSales/50000"/>
+                            <w:tag w:val="#Nav: Customer_Item_Sales/113"/>
                             <w:id w:val="502863638"/>
                             <w:placeholder>
                               <w:docPart w:val="DefaultPlaceholder_-1854013440"/>
                             </w:placeholder>
-                            <w:dataBinding w:prefixMappings="xmlns:ns0='urn:microsoft-dynamics-nav/reports/FS_YSD_CustomerItemSales/50000/'" w:xpath="/ns0:NavWordReportXmlPart[1]/ns0:Customer[1]/ns0:Integer[1]/ns0:ProfitPct_Control47[1]" w:storeItemID="{53087D20-42BA-4D3F-9410-12BE32F0401B}"/>
+                            <w:dataBinding w:prefixMappings="xmlns:ns0='urn:microsoft-dynamics-nav/reports/Customer_Item_Sales/113/'" w:xpath="/ns0:NavWordReportXmlPart[1]/ns0:Customer[1]/ns0:Integer[1]/ns0:ProfitPct_Control47[1]" w:storeItemID="{53087D20-42BA-4D3F-9410-12BE32F0401B}"/>
                             <w:text/>
                           </w:sdtPr>
                           <w:sdtContent>
@@ -1829,14 +1829,14 @@
               </w:sdt>
               <w:tr>
                 <w:trPr>
-                  <w:trHeight w:hRule="exact" w:val="113"/>
+                  <w:trHeight w:val="113" w:hRule="exact"/>
                 </w:trPr>
                 <w:tc>
                   <w:tcPr>
                     <w:cnfStyle w:val="001000000000" w:firstRow="0" w:lastRow="0" w:firstColumn="1" w:lastColumn="0" w:oddVBand="0" w:evenVBand="0" w:oddHBand="0" w:evenHBand="0" w:firstRowFirstColumn="0" w:firstRowLastColumn="0" w:lastRowFirstColumn="0" w:lastRowLastColumn="0"/>
                     <w:tcW w:w="993" w:type="dxa"/>
                     <w:tcBorders>
-                      <w:bottom w:val="single" w:sz="4" w:space="0" w:color="auto"/>
+                      <w:bottom w:val="single" w:color="auto" w:sz="4" w:space="0"/>
                     </w:tcBorders>
                     <w:shd w:val="clear" w:color="auto" w:fill="auto"/>
                   </w:tcPr>
@@ -1854,7 +1854,7 @@
                   <w:tcPr>
                     <w:tcW w:w="2976" w:type="dxa"/>
                     <w:tcBorders>
-                      <w:bottom w:val="single" w:sz="4" w:space="0" w:color="auto"/>
+                      <w:bottom w:val="single" w:color="auto" w:sz="4" w:space="0"/>
                     </w:tcBorders>
                     <w:shd w:val="clear" w:color="auto" w:fill="auto"/>
                   </w:tcPr>
@@ -1873,7 +1873,7 @@
                   <w:tcPr>
                     <w:tcW w:w="851" w:type="dxa"/>
                     <w:tcBorders>
-                      <w:bottom w:val="single" w:sz="4" w:space="0" w:color="auto"/>
+                      <w:bottom w:val="single" w:color="auto" w:sz="4" w:space="0"/>
                     </w:tcBorders>
                     <w:shd w:val="clear" w:color="auto" w:fill="auto"/>
                   </w:tcPr>
@@ -1892,7 +1892,7 @@
                   <w:tcPr>
                     <w:tcW w:w="850" w:type="dxa"/>
                     <w:tcBorders>
-                      <w:bottom w:val="single" w:sz="4" w:space="0" w:color="auto"/>
+                      <w:bottom w:val="single" w:color="auto" w:sz="4" w:space="0"/>
                     </w:tcBorders>
                     <w:shd w:val="clear" w:color="auto" w:fill="auto"/>
                   </w:tcPr>
@@ -1911,7 +1911,7 @@
                   <w:tcPr>
                     <w:tcW w:w="1276" w:type="dxa"/>
                     <w:tcBorders>
-                      <w:bottom w:val="single" w:sz="4" w:space="0" w:color="auto"/>
+                      <w:bottom w:val="single" w:color="auto" w:sz="4" w:space="0"/>
                     </w:tcBorders>
                     <w:shd w:val="clear" w:color="auto" w:fill="auto"/>
                   </w:tcPr>
@@ -1930,7 +1930,7 @@
                   <w:tcPr>
                     <w:tcW w:w="1276" w:type="dxa"/>
                     <w:tcBorders>
-                      <w:bottom w:val="single" w:sz="4" w:space="0" w:color="auto"/>
+                      <w:bottom w:val="single" w:color="auto" w:sz="4" w:space="0"/>
                     </w:tcBorders>
                     <w:shd w:val="clear" w:color="auto" w:fill="auto"/>
                   </w:tcPr>
@@ -1949,7 +1949,7 @@
                   <w:tcPr>
                     <w:tcW w:w="1276" w:type="dxa"/>
                     <w:tcBorders>
-                      <w:bottom w:val="single" w:sz="4" w:space="0" w:color="auto"/>
+                      <w:bottom w:val="single" w:color="auto" w:sz="4" w:space="0"/>
                     </w:tcBorders>
                     <w:shd w:val="clear" w:color="auto" w:fill="auto"/>
                   </w:tcPr>
@@ -1968,7 +1968,7 @@
                   <w:tcPr>
                     <w:tcW w:w="992" w:type="dxa"/>
                     <w:tcBorders>
-                      <w:bottom w:val="single" w:sz="4" w:space="0" w:color="auto"/>
+                      <w:bottom w:val="single" w:color="auto" w:sz="4" w:space="0"/>
                     </w:tcBorders>
                     <w:shd w:val="clear" w:color="auto" w:fill="auto"/>
                   </w:tcPr>
@@ -1987,7 +1987,7 @@
               <w:tr>
                 <w:trPr>
                   <w:cnfStyle w:val="000000100000" w:firstRow="0" w:lastRow="0" w:firstColumn="0" w:lastColumn="0" w:oddVBand="0" w:evenVBand="0" w:oddHBand="1" w:evenHBand="0" w:firstRowFirstColumn="0" w:firstRowLastColumn="0" w:lastRowFirstColumn="0" w:lastRowLastColumn="0"/>
-                  <w:trHeight w:hRule="exact" w:val="567"/>
+                  <w:trHeight w:val="567" w:hRule="exact"/>
                 </w:trPr>
                 <w:sdt>
                   <w:sdtPr>
@@ -2013,12 +2013,12 @@
                           <w:szCs w:val="16"/>
                         </w:rPr>
                         <w:alias w:val="#Nav: /Customer/Integer/CustName"/>
-                        <w:tag w:val="#Nav: FS_YSD_CustomerItemSales/50000"/>
+                        <w:tag w:val="#Nav: Customer_Item_Sales/113"/>
                         <w:id w:val="-169866728"/>
                         <w:placeholder>
                           <w:docPart w:val="DefaultPlaceholder_-1854013440"/>
                         </w:placeholder>
-                        <w:dataBinding w:prefixMappings="xmlns:ns0='urn:microsoft-dynamics-nav/reports/FS_YSD_CustomerItemSales/50000/'" w:xpath="/ns0:NavWordReportXmlPart[1]/ns0:Customer[1]/ns0:Integer[1]/ns0:CustName[1]" w:storeItemID="{53087D20-42BA-4D3F-9410-12BE32F0401B}"/>
+                        <w:dataBinding w:prefixMappings="xmlns:ns0='urn:microsoft-dynamics-nav/reports/Customer_Item_Sales/113/'" w:xpath="/ns0:NavWordReportXmlPart[1]/ns0:Customer[1]/ns0:Integer[1]/ns0:CustName[1]" w:storeItemID="{53087D20-42BA-4D3F-9410-12BE32F0401B}"/>
                         <w:text/>
                       </w:sdtPr>
                       <w:sdtContent>
@@ -2028,8 +2028,8 @@
                             <w:tcW w:w="3969" w:type="dxa"/>
                             <w:gridSpan w:val="2"/>
                             <w:tcBorders>
-                              <w:top w:val="single" w:sz="4" w:space="0" w:color="auto"/>
-                              <w:bottom w:val="single" w:sz="4" w:space="0" w:color="auto"/>
+                              <w:top w:val="single" w:color="auto" w:sz="4" w:space="0"/>
+                              <w:bottom w:val="single" w:color="auto" w:sz="4" w:space="0"/>
                             </w:tcBorders>
                             <w:shd w:val="clear" w:color="auto" w:fill="auto"/>
                             <w:vAlign w:val="center"/>
@@ -2074,8 +2074,8 @@
                   <w:tcPr>
                     <w:tcW w:w="851" w:type="dxa"/>
                     <w:tcBorders>
-                      <w:top w:val="single" w:sz="4" w:space="0" w:color="auto"/>
-                      <w:bottom w:val="single" w:sz="4" w:space="0" w:color="auto"/>
+                      <w:top w:val="single" w:color="auto" w:sz="4" w:space="0"/>
+                      <w:bottom w:val="single" w:color="auto" w:sz="4" w:space="0"/>
                     </w:tcBorders>
                     <w:shd w:val="clear" w:color="auto" w:fill="auto"/>
                   </w:tcPr>
@@ -2094,8 +2094,8 @@
                   <w:tcPr>
                     <w:tcW w:w="850" w:type="dxa"/>
                     <w:tcBorders>
-                      <w:top w:val="single" w:sz="4" w:space="0" w:color="auto"/>
-                      <w:bottom w:val="single" w:sz="4" w:space="0" w:color="auto"/>
+                      <w:top w:val="single" w:color="auto" w:sz="4" w:space="0"/>
+                      <w:bottom w:val="single" w:color="auto" w:sz="4" w:space="0"/>
                     </w:tcBorders>
                     <w:shd w:val="clear" w:color="auto" w:fill="auto"/>
                   </w:tcPr>
@@ -2120,12 +2120,12 @@
                       <w:szCs w:val="16"/>
                     </w:rPr>
                     <w:alias w:val="#Nav: /Customer/Subtotals/Subtotals_Amount"/>
-                    <w:tag w:val="#Nav: FS_YSD_CustomerItemSales/50000"/>
+                    <w:tag w:val="#Nav: Customer_Item_Sales/113"/>
                     <w:id w:val="271824233"/>
                     <w:placeholder>
                       <w:docPart w:val="DefaultPlaceholder_-1854013440"/>
                     </w:placeholder>
-                    <w:dataBinding w:prefixMappings="xmlns:ns0='urn:microsoft-dynamics-nav/reports/FS_YSD_CustomerItemSales/50000/'" w:xpath="/ns0:NavWordReportXmlPart[1]/ns0:Customer[1]/ns0:Subtotals[1]/ns0:Subtotals_Amount[1]" w:storeItemID="{53087D20-42BA-4D3F-9410-12BE32F0401B}"/>
+                    <w:dataBinding w:prefixMappings="xmlns:ns0='urn:microsoft-dynamics-nav/reports/Customer_Item_Sales/113/'" w:xpath="/ns0:NavWordReportXmlPart[1]/ns0:Customer[1]/ns0:Subtotals[1]/ns0:Subtotals_Amount[1]" w:storeItemID="{53087D20-42BA-4D3F-9410-12BE32F0401B}"/>
                     <w:text/>
                   </w:sdtPr>
                   <w:sdtContent>
@@ -2133,8 +2133,8 @@
                       <w:tcPr>
                         <w:tcW w:w="1276" w:type="dxa"/>
                         <w:tcBorders>
-                          <w:top w:val="single" w:sz="4" w:space="0" w:color="auto"/>
-                          <w:bottom w:val="single" w:sz="4" w:space="0" w:color="auto"/>
+                          <w:top w:val="single" w:color="auto" w:sz="4" w:space="0"/>
+                          <w:bottom w:val="single" w:color="auto" w:sz="4" w:space="0"/>
                         </w:tcBorders>
                         <w:shd w:val="clear" w:color="auto" w:fill="auto"/>
                         <w:vAlign w:val="center"/>
@@ -2177,12 +2177,12 @@
                       <w:szCs w:val="16"/>
                     </w:rPr>
                     <w:alias w:val="#Nav: /Customer/Subtotals/Subtotals_DiscountAmount"/>
-                    <w:tag w:val="#Nav: FS_YSD_CustomerItemSales/50000"/>
+                    <w:tag w:val="#Nav: Customer_Item_Sales/113"/>
                     <w:id w:val="-1050526125"/>
                     <w:placeholder>
                       <w:docPart w:val="DefaultPlaceholder_-1854013440"/>
                     </w:placeholder>
-                    <w:dataBinding w:prefixMappings="xmlns:ns0='urn:microsoft-dynamics-nav/reports/FS_YSD_CustomerItemSales/50000/'" w:xpath="/ns0:NavWordReportXmlPart[1]/ns0:Customer[1]/ns0:Subtotals[1]/ns0:Subtotals_DiscountAmount[1]" w:storeItemID="{53087D20-42BA-4D3F-9410-12BE32F0401B}"/>
+                    <w:dataBinding w:prefixMappings="xmlns:ns0='urn:microsoft-dynamics-nav/reports/Customer_Item_Sales/113/'" w:xpath="/ns0:NavWordReportXmlPart[1]/ns0:Customer[1]/ns0:Subtotals[1]/ns0:Subtotals_DiscountAmount[1]" w:storeItemID="{53087D20-42BA-4D3F-9410-12BE32F0401B}"/>
                     <w:text/>
                   </w:sdtPr>
                   <w:sdtContent>
@@ -2190,8 +2190,8 @@
                       <w:tcPr>
                         <w:tcW w:w="1276" w:type="dxa"/>
                         <w:tcBorders>
-                          <w:top w:val="single" w:sz="4" w:space="0" w:color="auto"/>
-                          <w:bottom w:val="single" w:sz="4" w:space="0" w:color="auto"/>
+                          <w:top w:val="single" w:color="auto" w:sz="4" w:space="0"/>
+                          <w:bottom w:val="single" w:color="auto" w:sz="4" w:space="0"/>
                         </w:tcBorders>
                         <w:shd w:val="clear" w:color="auto" w:fill="auto"/>
                         <w:vAlign w:val="center"/>
@@ -2234,12 +2234,12 @@
                       <w:szCs w:val="16"/>
                     </w:rPr>
                     <w:alias w:val="#Nav: /Customer/Subtotals/Subtotals_Profit"/>
-                    <w:tag w:val="#Nav: FS_YSD_CustomerItemSales/50000"/>
+                    <w:tag w:val="#Nav: Customer_Item_Sales/113"/>
                     <w:id w:val="-796606273"/>
                     <w:placeholder>
                       <w:docPart w:val="DefaultPlaceholder_-1854013440"/>
                     </w:placeholder>
-                    <w:dataBinding w:prefixMappings="xmlns:ns0='urn:microsoft-dynamics-nav/reports/FS_YSD_CustomerItemSales/50000/'" w:xpath="/ns0:NavWordReportXmlPart[1]/ns0:Customer[1]/ns0:Subtotals[1]/ns0:Subtotals_Profit[1]" w:storeItemID="{53087D20-42BA-4D3F-9410-12BE32F0401B}"/>
+                    <w:dataBinding w:prefixMappings="xmlns:ns0='urn:microsoft-dynamics-nav/reports/Customer_Item_Sales/113/'" w:xpath="/ns0:NavWordReportXmlPart[1]/ns0:Customer[1]/ns0:Subtotals[1]/ns0:Subtotals_Profit[1]" w:storeItemID="{53087D20-42BA-4D3F-9410-12BE32F0401B}"/>
                     <w:text/>
                   </w:sdtPr>
                   <w:sdtContent>
@@ -2247,8 +2247,8 @@
                       <w:tcPr>
                         <w:tcW w:w="1276" w:type="dxa"/>
                         <w:tcBorders>
-                          <w:top w:val="single" w:sz="4" w:space="0" w:color="auto"/>
-                          <w:bottom w:val="single" w:sz="4" w:space="0" w:color="auto"/>
+                          <w:top w:val="single" w:color="auto" w:sz="4" w:space="0"/>
+                          <w:bottom w:val="single" w:color="auto" w:sz="4" w:space="0"/>
                         </w:tcBorders>
                         <w:shd w:val="clear" w:color="auto" w:fill="auto"/>
                         <w:vAlign w:val="center"/>
@@ -2291,12 +2291,12 @@
                       <w:szCs w:val="16"/>
                     </w:rPr>
                     <w:alias w:val="#Nav: /Customer/Subtotals/Subtotals_ProfitPercent"/>
-                    <w:tag w:val="#Nav: FS_YSD_CustomerItemSales/50000"/>
+                    <w:tag w:val="#Nav: Customer_Item_Sales/113"/>
                     <w:id w:val="-1033264290"/>
                     <w:placeholder>
                       <w:docPart w:val="DefaultPlaceholder_-1854013440"/>
                     </w:placeholder>
-                    <w:dataBinding w:prefixMappings="xmlns:ns0='urn:microsoft-dynamics-nav/reports/FS_YSD_CustomerItemSales/50000/'" w:xpath="/ns0:NavWordReportXmlPart[1]/ns0:Customer[1]/ns0:Subtotals[1]/ns0:Subtotals_ProfitPercent[1]" w:storeItemID="{53087D20-42BA-4D3F-9410-12BE32F0401B}"/>
+                    <w:dataBinding w:prefixMappings="xmlns:ns0='urn:microsoft-dynamics-nav/reports/Customer_Item_Sales/113/'" w:xpath="/ns0:NavWordReportXmlPart[1]/ns0:Customer[1]/ns0:Subtotals[1]/ns0:Subtotals_ProfitPercent[1]" w:storeItemID="{53087D20-42BA-4D3F-9410-12BE32F0401B}"/>
                     <w:text/>
                   </w:sdtPr>
                   <w:sdtContent>
@@ -2304,8 +2304,8 @@
                       <w:tcPr>
                         <w:tcW w:w="992" w:type="dxa"/>
                         <w:tcBorders>
-                          <w:top w:val="single" w:sz="4" w:space="0" w:color="auto"/>
-                          <w:bottom w:val="single" w:sz="4" w:space="0" w:color="auto"/>
+                          <w:top w:val="single" w:color="auto" w:sz="4" w:space="0"/>
+                          <w:bottom w:val="single" w:color="auto" w:sz="4" w:space="0"/>
                         </w:tcBorders>
                         <w:shd w:val="clear" w:color="auto" w:fill="auto"/>
                         <w:vAlign w:val="center"/>
@@ -2345,7 +2345,7 @@
                     <w:cnfStyle w:val="001000000000" w:firstRow="0" w:lastRow="0" w:firstColumn="1" w:lastColumn="0" w:oddVBand="0" w:evenVBand="0" w:oddHBand="0" w:evenHBand="0" w:firstRowFirstColumn="0" w:firstRowLastColumn="0" w:lastRowFirstColumn="0" w:lastRowLastColumn="0"/>
                     <w:tcW w:w="993" w:type="dxa"/>
                     <w:tcBorders>
-                      <w:top w:val="single" w:sz="4" w:space="0" w:color="auto"/>
+                      <w:top w:val="single" w:color="auto" w:sz="4" w:space="0"/>
                     </w:tcBorders>
                     <w:shd w:val="clear" w:color="auto" w:fill="auto"/>
                   </w:tcPr>
@@ -2363,7 +2363,7 @@
                   <w:tcPr>
                     <w:tcW w:w="2976" w:type="dxa"/>
                     <w:tcBorders>
-                      <w:top w:val="single" w:sz="4" w:space="0" w:color="auto"/>
+                      <w:top w:val="single" w:color="auto" w:sz="4" w:space="0"/>
                     </w:tcBorders>
                     <w:shd w:val="clear" w:color="auto" w:fill="auto"/>
                   </w:tcPr>
@@ -2382,7 +2382,7 @@
                   <w:tcPr>
                     <w:tcW w:w="851" w:type="dxa"/>
                     <w:tcBorders>
-                      <w:top w:val="single" w:sz="4" w:space="0" w:color="auto"/>
+                      <w:top w:val="single" w:color="auto" w:sz="4" w:space="0"/>
                     </w:tcBorders>
                     <w:shd w:val="clear" w:color="auto" w:fill="auto"/>
                   </w:tcPr>
@@ -2401,7 +2401,7 @@
                   <w:tcPr>
                     <w:tcW w:w="850" w:type="dxa"/>
                     <w:tcBorders>
-                      <w:top w:val="single" w:sz="4" w:space="0" w:color="auto"/>
+                      <w:top w:val="single" w:color="auto" w:sz="4" w:space="0"/>
                     </w:tcBorders>
                     <w:shd w:val="clear" w:color="auto" w:fill="auto"/>
                   </w:tcPr>
@@ -2420,7 +2420,7 @@
                   <w:tcPr>
                     <w:tcW w:w="1276" w:type="dxa"/>
                     <w:tcBorders>
-                      <w:top w:val="single" w:sz="4" w:space="0" w:color="auto"/>
+                      <w:top w:val="single" w:color="auto" w:sz="4" w:space="0"/>
                     </w:tcBorders>
                     <w:shd w:val="clear" w:color="auto" w:fill="auto"/>
                     <w:vAlign w:val="center"/>
@@ -2441,7 +2441,7 @@
                   <w:tcPr>
                     <w:tcW w:w="1276" w:type="dxa"/>
                     <w:tcBorders>
-                      <w:top w:val="single" w:sz="4" w:space="0" w:color="auto"/>
+                      <w:top w:val="single" w:color="auto" w:sz="4" w:space="0"/>
                     </w:tcBorders>
                     <w:shd w:val="clear" w:color="auto" w:fill="auto"/>
                     <w:vAlign w:val="center"/>
@@ -2462,7 +2462,7 @@
                   <w:tcPr>
                     <w:tcW w:w="1276" w:type="dxa"/>
                     <w:tcBorders>
-                      <w:top w:val="single" w:sz="4" w:space="0" w:color="auto"/>
+                      <w:top w:val="single" w:color="auto" w:sz="4" w:space="0"/>
                     </w:tcBorders>
                     <w:shd w:val="clear" w:color="auto" w:fill="auto"/>
                     <w:vAlign w:val="center"/>
@@ -2483,7 +2483,7 @@
                   <w:tcPr>
                     <w:tcW w:w="992" w:type="dxa"/>
                     <w:tcBorders>
-                      <w:top w:val="single" w:sz="4" w:space="0" w:color="auto"/>
+                      <w:top w:val="single" w:color="auto" w:sz="4" w:space="0"/>
                     </w:tcBorders>
                     <w:shd w:val="clear" w:color="auto" w:fill="auto"/>
                     <w:vAlign w:val="center"/>
@@ -2508,14 +2508,14 @@
       <w:tr>
         <w:trPr>
           <w:cnfStyle w:val="000000100000" w:firstRow="0" w:lastRow="0" w:firstColumn="0" w:lastColumn="0" w:oddVBand="0" w:evenVBand="0" w:oddHBand="1" w:evenHBand="0" w:firstRowFirstColumn="0" w:firstRowLastColumn="0" w:lastRowFirstColumn="0" w:lastRowLastColumn="0"/>
-          <w:trHeight w:hRule="exact" w:val="57"/>
+          <w:trHeight w:val="57" w:hRule="exact"/>
         </w:trPr>
         <w:tc>
           <w:tcPr>
             <w:cnfStyle w:val="001000000000" w:firstRow="0" w:lastRow="0" w:firstColumn="1" w:lastColumn="0" w:oddVBand="0" w:evenVBand="0" w:oddHBand="0" w:evenHBand="0" w:firstRowFirstColumn="0" w:firstRowLastColumn="0" w:lastRowFirstColumn="0" w:lastRowLastColumn="0"/>
             <w:tcW w:w="993" w:type="dxa"/>
             <w:tcBorders>
-              <w:bottom w:val="single" w:sz="4" w:space="0" w:color="auto"/>
+              <w:bottom w:val="single" w:color="auto" w:sz="4" w:space="0"/>
             </w:tcBorders>
             <w:shd w:val="clear" w:color="auto" w:fill="auto"/>
           </w:tcPr>
@@ -2535,7 +2535,7 @@
           <w:tcPr>
             <w:tcW w:w="2976" w:type="dxa"/>
             <w:tcBorders>
-              <w:bottom w:val="single" w:sz="4" w:space="0" w:color="auto"/>
+              <w:bottom w:val="single" w:color="auto" w:sz="4" w:space="0"/>
             </w:tcBorders>
             <w:shd w:val="clear" w:color="auto" w:fill="auto"/>
           </w:tcPr>
@@ -2549,7 +2549,7 @@
           <w:tcPr>
             <w:tcW w:w="851" w:type="dxa"/>
             <w:tcBorders>
-              <w:bottom w:val="single" w:sz="4" w:space="0" w:color="auto"/>
+              <w:bottom w:val="single" w:color="auto" w:sz="4" w:space="0"/>
             </w:tcBorders>
             <w:shd w:val="clear" w:color="auto" w:fill="auto"/>
           </w:tcPr>
@@ -2563,7 +2563,7 @@
           <w:tcPr>
             <w:tcW w:w="850" w:type="dxa"/>
             <w:tcBorders>
-              <w:bottom w:val="single" w:sz="4" w:space="0" w:color="auto"/>
+              <w:bottom w:val="single" w:color="auto" w:sz="4" w:space="0"/>
             </w:tcBorders>
             <w:shd w:val="clear" w:color="auto" w:fill="auto"/>
           </w:tcPr>
@@ -2577,7 +2577,7 @@
           <w:tcPr>
             <w:tcW w:w="1276" w:type="dxa"/>
             <w:tcBorders>
-              <w:bottom w:val="single" w:sz="4" w:space="0" w:color="auto"/>
+              <w:bottom w:val="single" w:color="auto" w:sz="4" w:space="0"/>
             </w:tcBorders>
             <w:shd w:val="clear" w:color="auto" w:fill="auto"/>
             <w:vAlign w:val="center"/>
@@ -2600,7 +2600,7 @@
           <w:tcPr>
             <w:tcW w:w="1276" w:type="dxa"/>
             <w:tcBorders>
-              <w:bottom w:val="single" w:sz="4" w:space="0" w:color="auto"/>
+              <w:bottom w:val="single" w:color="auto" w:sz="4" w:space="0"/>
             </w:tcBorders>
             <w:shd w:val="clear" w:color="auto" w:fill="auto"/>
             <w:vAlign w:val="center"/>
@@ -2623,7 +2623,7 @@
           <w:tcPr>
             <w:tcW w:w="1276" w:type="dxa"/>
             <w:tcBorders>
-              <w:bottom w:val="single" w:sz="4" w:space="0" w:color="auto"/>
+              <w:bottom w:val="single" w:color="auto" w:sz="4" w:space="0"/>
             </w:tcBorders>
             <w:shd w:val="clear" w:color="auto" w:fill="auto"/>
             <w:vAlign w:val="center"/>
@@ -2646,7 +2646,7 @@
           <w:tcPr>
             <w:tcW w:w="992" w:type="dxa"/>
             <w:tcBorders>
-              <w:bottom w:val="single" w:sz="4" w:space="0" w:color="auto"/>
+              <w:bottom w:val="single" w:color="auto" w:sz="4" w:space="0"/>
             </w:tcBorders>
             <w:shd w:val="clear" w:color="auto" w:fill="auto"/>
             <w:vAlign w:val="center"/>
@@ -2678,12 +2678,12 @@
               <w:szCs w:val="16"/>
             </w:rPr>
             <w:alias w:val="#Nav: /Labels/TotalLbl"/>
-            <w:tag w:val="#Nav: FS_YSD_CustomerItemSales/50000"/>
+            <w:tag w:val="#Nav: Customer_Item_Sales/113"/>
             <w:id w:val="1835490118"/>
             <w:placeholder>
               <w:docPart w:val="DefaultPlaceholder_-1854013440"/>
             </w:placeholder>
-            <w:dataBinding w:prefixMappings="xmlns:ns0='urn:microsoft-dynamics-nav/reports/FS_YSD_CustomerItemSales/50000/'" w:xpath="/ns0:NavWordReportXmlPart[1]/ns0:Labels[1]/ns0:TotalLbl[1]" w:storeItemID="{53087D20-42BA-4D3F-9410-12BE32F0401B}"/>
+            <w:dataBinding w:prefixMappings="xmlns:ns0='urn:microsoft-dynamics-nav/reports/Customer_Item_Sales/113/'" w:xpath="/ns0:NavWordReportXmlPart[1]/ns0:Labels[1]/ns0:TotalLbl[1]" w:storeItemID="{53087D20-42BA-4D3F-9410-12BE32F0401B}"/>
             <w:text/>
           </w:sdtPr>
           <w:sdtContent>
@@ -2692,8 +2692,8 @@
                 <w:cnfStyle w:val="001000000000" w:firstRow="0" w:lastRow="0" w:firstColumn="1" w:lastColumn="0" w:oddVBand="0" w:evenVBand="0" w:oddHBand="0" w:evenHBand="0" w:firstRowFirstColumn="0" w:firstRowLastColumn="0" w:lastRowFirstColumn="0" w:lastRowLastColumn="0"/>
                 <w:tcW w:w="993" w:type="dxa"/>
                 <w:tcBorders>
-                  <w:top w:val="single" w:sz="4" w:space="0" w:color="auto"/>
-                  <w:bottom w:val="single" w:sz="4" w:space="0" w:color="auto"/>
+                  <w:top w:val="single" w:color="auto" w:sz="4" w:space="0"/>
+                  <w:bottom w:val="single" w:color="auto" w:sz="4" w:space="0"/>
                 </w:tcBorders>
                 <w:shd w:val="clear" w:color="auto" w:fill="auto"/>
                 <w:vAlign w:val="center"/>
@@ -2717,8 +2717,8 @@
           <w:tcPr>
             <w:tcW w:w="2976" w:type="dxa"/>
             <w:tcBorders>
-              <w:top w:val="single" w:sz="4" w:space="0" w:color="auto"/>
-              <w:bottom w:val="single" w:sz="4" w:space="0" w:color="auto"/>
+              <w:top w:val="single" w:color="auto" w:sz="4" w:space="0"/>
+              <w:bottom w:val="single" w:color="auto" w:sz="4" w:space="0"/>
             </w:tcBorders>
             <w:shd w:val="clear" w:color="auto" w:fill="auto"/>
           </w:tcPr>
@@ -2732,8 +2732,8 @@
           <w:tcPr>
             <w:tcW w:w="851" w:type="dxa"/>
             <w:tcBorders>
-              <w:top w:val="single" w:sz="4" w:space="0" w:color="auto"/>
-              <w:bottom w:val="single" w:sz="4" w:space="0" w:color="auto"/>
+              <w:top w:val="single" w:color="auto" w:sz="4" w:space="0"/>
+              <w:bottom w:val="single" w:color="auto" w:sz="4" w:space="0"/>
             </w:tcBorders>
             <w:shd w:val="clear" w:color="auto" w:fill="auto"/>
           </w:tcPr>
@@ -2747,8 +2747,8 @@
           <w:tcPr>
             <w:tcW w:w="850" w:type="dxa"/>
             <w:tcBorders>
-              <w:top w:val="single" w:sz="4" w:space="0" w:color="auto"/>
-              <w:bottom w:val="single" w:sz="4" w:space="0" w:color="auto"/>
+              <w:top w:val="single" w:color="auto" w:sz="4" w:space="0"/>
+              <w:bottom w:val="single" w:color="auto" w:sz="4" w:space="0"/>
             </w:tcBorders>
             <w:shd w:val="clear" w:color="auto" w:fill="auto"/>
           </w:tcPr>
@@ -2768,12 +2768,12 @@
               <w:szCs w:val="16"/>
             </w:rPr>
             <w:alias w:val="#Nav: /Totals/Totals_Amount"/>
-            <w:tag w:val="#Nav: FS_YSD_CustomerItemSales/50000"/>
+            <w:tag w:val="#Nav: Customer_Item_Sales/113"/>
             <w:id w:val="2058193276"/>
             <w:placeholder>
               <w:docPart w:val="DefaultPlaceholder_-1854013440"/>
             </w:placeholder>
-            <w:dataBinding w:prefixMappings="xmlns:ns0='urn:microsoft-dynamics-nav/reports/FS_YSD_CustomerItemSales/50000/'" w:xpath="/ns0:NavWordReportXmlPart[1]/ns0:Totals[1]/ns0:Totals_Amount[1]" w:storeItemID="{53087D20-42BA-4D3F-9410-12BE32F0401B}"/>
+            <w:dataBinding w:prefixMappings="xmlns:ns0='urn:microsoft-dynamics-nav/reports/Customer_Item_Sales/113/'" w:xpath="/ns0:NavWordReportXmlPart[1]/ns0:Totals[1]/ns0:Totals_Amount[1]" w:storeItemID="{53087D20-42BA-4D3F-9410-12BE32F0401B}"/>
             <w:text/>
           </w:sdtPr>
           <w:sdtContent>
@@ -2781,8 +2781,8 @@
               <w:tcPr>
                 <w:tcW w:w="1276" w:type="dxa"/>
                 <w:tcBorders>
-                  <w:top w:val="single" w:sz="4" w:space="0" w:color="auto"/>
-                  <w:bottom w:val="single" w:sz="4" w:space="0" w:color="auto"/>
+                  <w:top w:val="single" w:color="auto" w:sz="4" w:space="0"/>
+                  <w:bottom w:val="single" w:color="auto" w:sz="4" w:space="0"/>
                 </w:tcBorders>
                 <w:shd w:val="clear" w:color="auto" w:fill="auto"/>
                 <w:vAlign w:val="center"/>
@@ -2818,12 +2818,12 @@
               <w:szCs w:val="16"/>
             </w:rPr>
             <w:alias w:val="#Nav: /Totals/Totals_DiscountAmount"/>
-            <w:tag w:val="#Nav: FS_YSD_CustomerItemSales/50000"/>
+            <w:tag w:val="#Nav: Customer_Item_Sales/113"/>
             <w:id w:val="1491516891"/>
             <w:placeholder>
               <w:docPart w:val="DefaultPlaceholder_-1854013440"/>
             </w:placeholder>
-            <w:dataBinding w:prefixMappings="xmlns:ns0='urn:microsoft-dynamics-nav/reports/FS_YSD_CustomerItemSales/50000/'" w:xpath="/ns0:NavWordReportXmlPart[1]/ns0:Totals[1]/ns0:Totals_DiscountAmount[1]" w:storeItemID="{53087D20-42BA-4D3F-9410-12BE32F0401B}"/>
+            <w:dataBinding w:prefixMappings="xmlns:ns0='urn:microsoft-dynamics-nav/reports/Customer_Item_Sales/113/'" w:xpath="/ns0:NavWordReportXmlPart[1]/ns0:Totals[1]/ns0:Totals_DiscountAmount[1]" w:storeItemID="{53087D20-42BA-4D3F-9410-12BE32F0401B}"/>
             <w:text/>
           </w:sdtPr>
           <w:sdtContent>
@@ -2831,8 +2831,8 @@
               <w:tcPr>
                 <w:tcW w:w="1276" w:type="dxa"/>
                 <w:tcBorders>
-                  <w:top w:val="single" w:sz="4" w:space="0" w:color="auto"/>
-                  <w:bottom w:val="single" w:sz="4" w:space="0" w:color="auto"/>
+                  <w:top w:val="single" w:color="auto" w:sz="4" w:space="0"/>
+                  <w:bottom w:val="single" w:color="auto" w:sz="4" w:space="0"/>
                 </w:tcBorders>
                 <w:shd w:val="clear" w:color="auto" w:fill="auto"/>
                 <w:vAlign w:val="center"/>
@@ -2868,12 +2868,12 @@
               <w:szCs w:val="16"/>
             </w:rPr>
             <w:alias w:val="#Nav: /Totals/Totals_Profit"/>
-            <w:tag w:val="#Nav: FS_YSD_CustomerItemSales/50000"/>
+            <w:tag w:val="#Nav: Customer_Item_Sales/113"/>
             <w:id w:val="-1090308943"/>
             <w:placeholder>
               <w:docPart w:val="DefaultPlaceholder_-1854013440"/>
             </w:placeholder>
-            <w:dataBinding w:prefixMappings="xmlns:ns0='urn:microsoft-dynamics-nav/reports/FS_YSD_CustomerItemSales/50000/'" w:xpath="/ns0:NavWordReportXmlPart[1]/ns0:Totals[1]/ns0:Totals_Profit[1]" w:storeItemID="{53087D20-42BA-4D3F-9410-12BE32F0401B}"/>
+            <w:dataBinding w:prefixMappings="xmlns:ns0='urn:microsoft-dynamics-nav/reports/Customer_Item_Sales/113/'" w:xpath="/ns0:NavWordReportXmlPart[1]/ns0:Totals[1]/ns0:Totals_Profit[1]" w:storeItemID="{53087D20-42BA-4D3F-9410-12BE32F0401B}"/>
             <w:text/>
           </w:sdtPr>
           <w:sdtContent>
@@ -2881,8 +2881,8 @@
               <w:tcPr>
                 <w:tcW w:w="1276" w:type="dxa"/>
                 <w:tcBorders>
-                  <w:top w:val="single" w:sz="4" w:space="0" w:color="auto"/>
-                  <w:bottom w:val="single" w:sz="4" w:space="0" w:color="auto"/>
+                  <w:top w:val="single" w:color="auto" w:sz="4" w:space="0"/>
+                  <w:bottom w:val="single" w:color="auto" w:sz="4" w:space="0"/>
                 </w:tcBorders>
                 <w:shd w:val="clear" w:color="auto" w:fill="auto"/>
                 <w:vAlign w:val="center"/>
@@ -2918,12 +2918,12 @@
               <w:szCs w:val="16"/>
             </w:rPr>
             <w:alias w:val="#Nav: /Totals/Totals_ProfitPercent"/>
-            <w:tag w:val="#Nav: FS_YSD_CustomerItemSales/50000"/>
+            <w:tag w:val="#Nav: Customer_Item_Sales/113"/>
             <w:id w:val="-1596623820"/>
             <w:placeholder>
               <w:docPart w:val="DefaultPlaceholder_-1854013440"/>
             </w:placeholder>
-            <w:dataBinding w:prefixMappings="xmlns:ns0='urn:microsoft-dynamics-nav/reports/FS_YSD_CustomerItemSales/50000/'" w:xpath="/ns0:NavWordReportXmlPart[1]/ns0:Totals[1]/ns0:Totals_ProfitPercent[1]" w:storeItemID="{53087D20-42BA-4D3F-9410-12BE32F0401B}"/>
+            <w:dataBinding w:prefixMappings="xmlns:ns0='urn:microsoft-dynamics-nav/reports/Customer_Item_Sales/113/'" w:xpath="/ns0:NavWordReportXmlPart[1]/ns0:Totals[1]/ns0:Totals_ProfitPercent[1]" w:storeItemID="{53087D20-42BA-4D3F-9410-12BE32F0401B}"/>
             <w:text/>
           </w:sdtPr>
           <w:sdtContent>
@@ -2931,8 +2931,8 @@
               <w:tcPr>
                 <w:tcW w:w="992" w:type="dxa"/>
                 <w:tcBorders>
-                  <w:top w:val="single" w:sz="4" w:space="0" w:color="auto"/>
-                  <w:bottom w:val="single" w:sz="4" w:space="0" w:color="auto"/>
+                  <w:top w:val="single" w:color="auto" w:sz="4" w:space="0"/>
+                  <w:bottom w:val="single" w:color="auto" w:sz="4" w:space="0"/>
                 </w:tcBorders>
                 <w:shd w:val="clear" w:color="auto" w:fill="auto"/>
                 <w:vAlign w:val="center"/>
@@ -3031,12 +3031,12 @@
       <w:tblStyle w:val="TableGrid"/>
       <w:tblW w:w="10490" w:type="dxa"/>
       <w:tblBorders>
-        <w:top w:val="none" w:sz="0" w:space="0" w:color="auto"/>
-        <w:left w:val="none" w:sz="0" w:space="0" w:color="auto"/>
-        <w:bottom w:val="none" w:sz="0" w:space="0" w:color="auto"/>
-        <w:right w:val="none" w:sz="0" w:space="0" w:color="auto"/>
-        <w:insideH w:val="none" w:sz="0" w:space="0" w:color="auto"/>
-        <w:insideV w:val="none" w:sz="0" w:space="0" w:color="auto"/>
+        <w:top w:val="none" w:color="auto" w:sz="0" w:space="0"/>
+        <w:left w:val="none" w:color="auto" w:sz="0" w:space="0"/>
+        <w:bottom w:val="none" w:color="auto" w:sz="0" w:space="0"/>
+        <w:right w:val="none" w:color="auto" w:sz="0" w:space="0"/>
+        <w:insideH w:val="none" w:color="auto" w:sz="0" w:space="0"/>
+        <w:insideV w:val="none" w:color="auto" w:sz="0" w:space="0"/>
       </w:tblBorders>
       <w:tblLook w:val="04A0" w:firstRow="1" w:lastRow="0" w:firstColumn="1" w:lastColumn="0" w:noHBand="0" w:noVBand="1"/>
     </w:tblPr>
@@ -3059,12 +3059,12 @@
               <w:szCs w:val="28"/>
             </w:rPr>
             <w:alias w:val="#Nav: /Labels/CustomerItemSalesLabel"/>
-            <w:tag w:val="#Nav: FS_YSD_CustomerItemSales/50000"/>
+            <w:tag w:val="#Nav: Customer_Item_Sales/113"/>
             <w:id w:val="1796717761"/>
             <w:placeholder>
               <w:docPart w:val="DefaultPlaceholder_-1854013440"/>
             </w:placeholder>
-            <w:dataBinding w:prefixMappings="xmlns:ns0='urn:microsoft-dynamics-nav/reports/FS_YSD_CustomerItemSales/50000/'" w:xpath="/ns0:NavWordReportXmlPart[1]/ns0:Labels[1]/ns0:CustomerItemSalesLabel[1]" w:storeItemID="{53087D20-42BA-4D3F-9410-12BE32F0401B}"/>
+            <w:dataBinding w:prefixMappings="xmlns:ns0='urn:microsoft-dynamics-nav/reports/Customer_Item_Sales/113/'" w:xpath="/ns0:NavWordReportXmlPart[1]/ns0:Labels[1]/ns0:CustomerItemSalesLabel[1]" w:storeItemID="{53087D20-42BA-4D3F-9410-12BE32F0401B}"/>
             <w:text/>
           </w:sdtPr>
           <w:sdtContent>
@@ -3285,12 +3285,12 @@
                 <w:szCs w:val="16"/>
               </w:rPr>
               <w:alias w:val="#Nav: /BCReportInformation/ReportRequest/UserName"/>
-              <w:tag w:val="#Nav: FS_YSD_CustomerItemSales/50000"/>
+              <w:tag w:val="#Nav: Customer_Item_Sales/113"/>
               <w:id w:val="-249272221"/>
               <w:placeholder>
                 <w:docPart w:val="DefaultPlaceholder_-1854013440"/>
               </w:placeholder>
-              <w:dataBinding w:prefixMappings="xmlns:ns0='urn:microsoft-dynamics-nav/reports/FS_YSD_CustomerItemSales/50000/'" w:xpath="/ns0:NavWordReportXmlPart[1]/ns0:BCReportInformation[1]/ns0:ReportRequest[1]/ns0:UserName[1]" w:storeItemID="{53087D20-42BA-4D3F-9410-12BE32F0401B}"/>
+              <w:dataBinding w:prefixMappings="xmlns:ns0='urn:microsoft-dynamics-nav/reports/Customer_Item_Sales/113/'" w:xpath="/ns0:NavWordReportXmlPart[1]/ns0:BCReportInformation[1]/ns0:ReportRequest[1]/ns0:UserName[1]" w:storeItemID="{53087D20-42BA-4D3F-9410-12BE32F0401B}"/>
               <w:text/>
             </w:sdtPr>
             <w:sdtContent>
@@ -3319,7 +3319,7 @@
     </w:tr>
     <w:tr>
       <w:trPr>
-        <w:trHeight w:hRule="exact" w:val="340"/>
+        <w:trHeight w:val="340" w:hRule="exact"/>
       </w:trPr>
       <w:tc>
         <w:tcPr>
@@ -3333,12 +3333,12 @@
               <w:szCs w:val="16"/>
             </w:rPr>
             <w:alias w:val="#Nav: /Customer/STRSUBSTNO_Text000_PeriodText_"/>
-            <w:tag w:val="#Nav: FS_YSD_CustomerItemSales/50000"/>
+            <w:tag w:val="#Nav: Customer_Item_Sales/113"/>
             <w:id w:val="27695562"/>
             <w:placeholder>
               <w:docPart w:val="D751FF39443B486C94B582E24D40179F"/>
             </w:placeholder>
-            <w:dataBinding w:prefixMappings="xmlns:ns0='urn:microsoft-dynamics-nav/reports/FS_YSD_CustomerItemSales/50000/'" w:xpath="/ns0:NavWordReportXmlPart[1]/ns0:Customer[1]/ns0:STRSUBSTNO_Text000_PeriodText_[1]" w:storeItemID="{53087D20-42BA-4D3F-9410-12BE32F0401B}"/>
+            <w:dataBinding w:prefixMappings="xmlns:ns0='urn:microsoft-dynamics-nav/reports/Customer_Item_Sales/113/'" w:xpath="/ns0:NavWordReportXmlPart[1]/ns0:Customer[1]/ns0:STRSUBSTNO_Text000_PeriodText_[1]" w:storeItemID="{53087D20-42BA-4D3F-9410-12BE32F0401B}"/>
             <w:text/>
           </w:sdtPr>
           <w:sdtContent>
@@ -3381,7 +3381,7 @@
     </w:tr>
     <w:tr>
       <w:trPr>
-        <w:trHeight w:hRule="exact" w:val="340"/>
+        <w:trHeight w:val="340" w:hRule="exact"/>
       </w:trPr>
       <w:sdt>
         <w:sdtPr>
@@ -3391,12 +3391,12 @@
             <w:szCs w:val="16"/>
           </w:rPr>
           <w:alias w:val="#Nav: /BCReportInformation/ReportRequest/CompanyName"/>
-          <w:tag w:val="#Nav: FS_YSD_CustomerItemSales/50000"/>
+          <w:tag w:val="#Nav: Customer_Item_Sales/113"/>
           <w:id w:val="-1641258246"/>
           <w:placeholder>
             <w:docPart w:val="AD9BDF8CDB2B47CFA1D71BA3B7BFD26F"/>
           </w:placeholder>
-          <w:dataBinding w:prefixMappings="xmlns:ns0='urn:microsoft-dynamics-nav/reports/FS_YSD_CustomerItemSales/50000/'" w:xpath="/ns0:NavWordReportXmlPart[1]/ns0:BCReportInformation[1]/ns0:ReportRequest[1]/ns0:CompanyName[1]" w:storeItemID="{53087D20-42BA-4D3F-9410-12BE32F0401B}"/>
+          <w:dataBinding w:prefixMappings="xmlns:ns0='urn:microsoft-dynamics-nav/reports/Customer_Item_Sales/113/'" w:xpath="/ns0:NavWordReportXmlPart[1]/ns0:BCReportInformation[1]/ns0:ReportRequest[1]/ns0:CompanyName[1]" w:storeItemID="{53087D20-42BA-4D3F-9410-12BE32F0401B}"/>
           <w:text/>
         </w:sdtPr>
         <w:sdtContent>
@@ -3433,7 +3433,7 @@
     </w:tr>
     <w:tr>
       <w:trPr>
-        <w:trHeight w:hRule="exact" w:val="340"/>
+        <w:trHeight w:val="340" w:hRule="exact"/>
       </w:trPr>
       <w:sdt>
         <w:sdtPr>
@@ -3443,12 +3443,12 @@
             <w:szCs w:val="16"/>
           </w:rPr>
           <w:alias w:val="#Nav: /Labels/AllAmountsInLCYCaption"/>
-          <w:tag w:val="#Nav: FS_YSD_CustomerItemSales/50000"/>
+          <w:tag w:val="#Nav: Customer_Item_Sales/113"/>
           <w:id w:val="-1347546332"/>
           <w:placeholder>
             <w:docPart w:val="DefaultPlaceholder_-1854013440"/>
           </w:placeholder>
-          <w:dataBinding w:prefixMappings="xmlns:ns0='urn:microsoft-dynamics-nav/reports/FS_YSD_CustomerItemSales/50000/'" w:xpath="/ns0:NavWordReportXmlPart[1]/ns0:Labels[1]/ns0:AllAmountsInLCYCaption[1]" w:storeItemID="{53087D20-42BA-4D3F-9410-12BE32F0401B}"/>
+          <w:dataBinding w:prefixMappings="xmlns:ns0='urn:microsoft-dynamics-nav/reports/Customer_Item_Sales/113/'" w:xpath="/ns0:NavWordReportXmlPart[1]/ns0:Labels[1]/ns0:AllAmountsInLCYCaption[1]" w:storeItemID="{53087D20-42BA-4D3F-9410-12BE32F0401B}"/>
           <w:text/>
         </w:sdtPr>
         <w:sdtContent>
@@ -3492,7 +3492,7 @@
     </w:tr>
     <w:tr>
       <w:trPr>
-        <w:trHeight w:hRule="exact" w:val="340"/>
+        <w:trHeight w:val="340" w:hRule="exact"/>
       </w:trPr>
       <w:sdt>
         <w:sdtPr>
@@ -3502,12 +3502,12 @@
             <w:szCs w:val="16"/>
           </w:rPr>
           <w:alias w:val="#Nav: /Customer/Customer_TABLECAPTION__________CustFilter"/>
-          <w:tag w:val="#Nav: FS_YSD_CustomerItemSales/50000"/>
+          <w:tag w:val="#Nav: Customer_Item_Sales/113"/>
           <w:id w:val="1692183273"/>
           <w:placeholder>
             <w:docPart w:val="7196EE1E2AB1482088EB23E1B2E048EA"/>
           </w:placeholder>
-          <w:dataBinding w:prefixMappings="xmlns:ns0='urn:microsoft-dynamics-nav/reports/FS_YSD_CustomerItemSales/50000/'" w:xpath="/ns0:NavWordReportXmlPart[1]/ns0:Customer[1]/ns0:Customer_TABLECAPTION__________CustFilter[1]" w:storeItemID="{53087D20-42BA-4D3F-9410-12BE32F0401B}"/>
+          <w:dataBinding w:prefixMappings="xmlns:ns0='urn:microsoft-dynamics-nav/reports/Customer_Item_Sales/113/'" w:xpath="/ns0:NavWordReportXmlPart[1]/ns0:Customer[1]/ns0:Customer_TABLECAPTION__________CustFilter[1]" w:storeItemID="{53087D20-42BA-4D3F-9410-12BE32F0401B}"/>
           <w:text/>
         </w:sdtPr>
         <w:sdtContent>
@@ -3545,7 +3545,7 @@
     </w:tr>
     <w:tr>
       <w:trPr>
-        <w:trHeight w:hRule="exact" w:val="340"/>
+        <w:trHeight w:val="340" w:hRule="exact"/>
       </w:trPr>
       <w:sdt>
         <w:sdtPr>
@@ -3555,12 +3555,12 @@
             <w:szCs w:val="16"/>
           </w:rPr>
           <w:alias w:val="#Nav: /Customer/Value_Entry__TABLECAPTION__________ItemLedgEntryFilter"/>
-          <w:tag w:val="#Nav: FS_YSD_CustomerItemSales/50000"/>
+          <w:tag w:val="#Nav: Customer_Item_Sales/113"/>
           <w:id w:val="1743525476"/>
           <w:placeholder>
             <w:docPart w:val="CF7FD81F0C7F41AA8F6758ABD72059EC"/>
           </w:placeholder>
-          <w:dataBinding w:prefixMappings="xmlns:ns0='urn:microsoft-dynamics-nav/reports/FS_YSD_CustomerItemSales/50000/'" w:xpath="/ns0:NavWordReportXmlPart[1]/ns0:Customer[1]/ns0:Value_Entry__TABLECAPTION__________ItemLedgEntryFilter[1]" w:storeItemID="{53087D20-42BA-4D3F-9410-12BE32F0401B}"/>
+          <w:dataBinding w:prefixMappings="xmlns:ns0='urn:microsoft-dynamics-nav/reports/Customer_Item_Sales/113/'" w:xpath="/ns0:NavWordReportXmlPart[1]/ns0:Customer[1]/ns0:Value_Entry__TABLECAPTION__________ItemLedgEntryFilter[1]" w:storeItemID="{53087D20-42BA-4D3F-9410-12BE32F0401B}"/>
           <w:text/>
         </w:sdtPr>
         <w:sdtContent>
@@ -3598,7 +3598,7 @@
     </w:tr>
     <w:tr>
       <w:trPr>
-        <w:trHeight w:hRule="exact" w:val="198"/>
+        <w:trHeight w:val="198" w:hRule="exact"/>
       </w:trPr>
       <w:tc>
         <w:tcPr>
@@ -5462,245 +5462,125 @@
 </we:webextension>
 </file>
 
-<file path=customXml/item1.xml>��< ? x m l   v e r s i o n = " 1 . 0 "   e n c o d i n g = " u t f - 1 6 " ? > < N a v W o r d R e p o r t X m l P a r t   x m l n s = " u r n : m i c r o s o f t - d y n a m i c s - n a v / r e p o r t s / F S _ Y S D _ C u s t o m e r I t e m S a l e s / 5 0 0 0 0 / " > - 
-     < B C R e p o r t I n f o r m a t i o n > - 
-         < R e p o r t M e t a d a t a > - 
-             < E x t e n s i o n I d > E x t e n s i o n   I D < / E x t e n s i o n I d > - 
-             < E x t e n s i o n N a m e > E x t e n s i o n   N a m e < / E x t e n s i o n N a m e > - 
-             < E x t e n s i o n P u b l i s h e r > E x t e n s i o n   P u b l i s h e r < / E x t e n s i o n P u b l i s h e r > - 
-             < E x t e n s i o n V e r s i o n > E x t e n s i o n   V e r s i o n < / E x t e n s i o n V e r s i o n > - 
-             < R e p o r t I d > R e p o r t   I D < / R e p o r t I d > - 
-             < R e p o r t N a m e > R e p o r t   N a m e < / R e p o r t N a m e > - 
-             < A b o u t T h i s R e p o r t T i t l e > A b o u t   T h i s   R e p o r t   T i t l e < / A b o u t T h i s R e p o r t T i t l e > - 
-             < A b o u t T h i s R e p o r t T e x t > A b o u t   T h i s   R e p o r t   T e x t < / A b o u t T h i s R e p o r t T e x t > - 
-             < R e p o r t H e l p L i n k > R e p o r t   H e l p   L i n k < / R e p o r t H e l p L i n k > - 
-         < / R e p o r t M e t a d a t a > - 
-         < R e p o r t R e q u e s t > - 
-             < T e n a n t E n t r a I d > T e n a n t   E n t r a   I d < / T e n a n t E n t r a I d > - 
-             < E n v i r o n m e n t N a m e > E n v i r o n m e n t   N a m e < / E n v i r o n m e n t N a m e > - 
-             < E n v i r o n m e n t T y p e > E n v i r o n m e n t   T y p e < / E n v i r o n m e n t T y p e > - 
-             < C o m p a n y N a m e > C o m p a n y   N a m e < / C o m p a n y N a m e > - 
-             < C o m p a n y D i s p l a y N a m e > C o m p a n y   D i s p l a y   N a m e < / C o m p a n y D i s p l a y N a m e > - 
-             < C o m p a n y I d > C o m p a n y   I D < / C o m p a n y I d > - 
-             < U s e r N a m e > U s e r   N a m e < / U s e r N a m e > - 
-             < D a t e A n d T i m e > D a t e   a n d   T i m e < / D a t e A n d T i m e > - 
-             < L a n g u a g e > L a n g u a g e < / L a n g u a g e > - 
-             < F o r m a t R e g i o n > F o r m a t   R e g i o n < / F o r m a t R e g i o n > - 
-             < D a t e T i m e V a l u e s > - 
-                 < Y e a r > Y e a r < / Y e a r > - 
-                 < M o n t h N u m b e r > M o n t h   N u m b e r < / M o n t h N u m b e r > - 
-                 < D a y N u m b e r > D a y   N u m b e r < / D a y N u m b e r > - 
-                 < H o u r > H o u r < / H o u r > - 
-                 < M i n u t e > M i n u t e < / M i n u t e > - 
-             < / D a t e T i m e V a l u e s > - 
-         < / R e p o r t R e q u e s t > - 
-     < / B C R e p o r t I n f o r m a t i o n > - 
-     < L a b e l s > - 
-         < A b o u t T h e R e p o r t L a b e l > A b o u t T h e R e p o r t L a b e l < / A b o u t T h e R e p o r t L a b e l > - 
-         < A l l A m o u n t s I n L C Y C a p t i o n > A l l A m o u n t s I n L C Y C a p t i o n < / A l l A m o u n t s I n L C Y C a p t i o n > - 
-         < A m o u n t C a p t i o n > A m o u n t C a p t i o n < / A m o u n t C a p t i o n > - 
-         < C o m p a n y L a b e l > C o m p a n y L a b e l < / C o m p a n y L a b e l > - 
-         < C u s t N a m e C a p t i o n > C u s t N a m e C a p t i o n < / C u s t N a m e C a p t i o n > - 
-         < C u s t N o C a p t i o n > C u s t N o C a p t i o n < / C u s t N o C a p t i o n > - 
-         < C u s t o m e r I t e m S a l e s A n a l y s i s > C u s t o m e r I t e m S a l e s A n a l y s i s < / C u s t o m e r I t e m S a l e s A n a l y s i s > - 
-         < C u s t o m e r I t e m S a l e s L a b e l > C u s t o m e r I t e m S a l e s L a b e l < / C u s t o m e r I t e m S a l e s L a b e l > - 
-         < C u s t o m e r I t e m S a l e s P r i n t > C u s t o m e r I t e m S a l e s P r i n t < / C u s t o m e r I t e m S a l e s P r i n t > - 
-         < D a t a R e t r i e v e d > D a t a R e t r i e v e d < / D a t a R e t r i e v e d > - 
-         < D i s c o u n t A m o u n t C a p t i o n > D i s c o u n t A m o u n t C a p t i o n < / D i s c o u n t A m o u n t C a p t i o n > - 
-         < D o c u m e n t a t i o n L a b e l > D o c u m e n t a t i o n L a b e l < / D o c u m e n t a t i o n L a b e l > - 
-         < E n v i r o n m e n t L a b e l > E n v i r o n m e n t L a b e l < / E n v i r o n m e n t L a b e l > - 
-         < I n v o i c e d Q u a n t i t y C a p t i o n > I n v o i c e d Q u a n t i t y C a p t i o n < / I n v o i c e d Q u a n t i t y C a p t i o n > - 
-         < I t e m D e s c C a p t i o n > I t e m D e s c C a p t i o n < / I t e m D e s c C a p t i o n > - 
-         < I t e m N o C a p t i o n > I t e m N o C a p t i o n < / I t e m N o C a p t i o n > - 
-         < P e r i o d C a p t i o n > P e r i o d C a p t i o n < / P e r i o d C a p t i o n > - 
-         < P r o f i t C a p t i o n > P r o f i t C a p t i o n < / P r o f i t C a p t i o n > - 
-         < P r o f i t P e r c e n t C a p t i o n > P r o f i t P e r c e n t C a p t i o n < / P r o f i t P e r c e n t C a p t i o n > - 
-         < R e p o r t N a m e L a b e l > R e p o r t N a m e L a b e l < / R e p o r t N a m e L a b e l > - 
-         < R u n O n L a b e l > R u n O n L a b e l < / R u n O n L a b e l > - 
-         < T o t a l L b l > T o t a l L b l < / T o t a l L b l > - 
-         < U n i t O f M e a s u r e C a p t i o n > U n i t O f M e a s u r e C a p t i o n < / U n i t O f M e a s u r e C a p t i o n > - 
-         < U s e r L a b e l > U s e r L a b e l < / U s e r L a b e l > - 
-     < / L a b e l s > - 
-     < C u s t o m e r > - 
-         < A l l _ a m o u n t s _ a r e _ i n _ L C Y C a p t i o n > A l l _ a m o u n t s _ a r e _ i n _ L C Y C a p t i o n < / A l l _ a m o u n t s _ a r e _ i n _ L C Y C a p t i o n > - 
-         < C O M P A N Y N A M E > C O M P A N Y N A M E < / C O M P A N Y N A M E > - 
-         < C u r r R e p o r t _ P A G E N O C a p t i o n > C u r r R e p o r t _ P A G E N O C a p t i o n < / C u r r R e p o r t _ P A G E N O C a p t i o n > - 
-         < C u s t F i l t e r > C u s t F i l t e r < / C u s t F i l t e r > - 
-         < C u s t o m e r _ I t e m _ S a l e s C a p t i o n > C u s t o m e r _ I t e m _ S a l e s C a p t i o n < / C u s t o m e r _ I t e m _ S a l e s C a p t i o n > - 
-         < C u s t o m e r _ N a m e > C u s t o m e r _ N a m e < / C u s t o m e r _ N a m e > - 
-         < C u s t o m e r _ T A B L E C A P T I O N _ _ _ _ _ _ _ _ _ _ C u s t F i l t e r > C u s t o m e r _ T A B L E C A P T I O N _ _ _ _ _ _ _ _ _ _ C u s t F i l t e r < / C u s t o m e r _ T A B L E C A P T I O N _ _ _ _ _ _ _ _ _ _ C u s t F i l t e r > - 
-         < C u s t o m e r _ _ N o _ _ > C u s t o m e r _ _ N o _ _ < / C u s t o m e r _ _ N o _ _ > - 
-         < C u s t o m e r _ _ P h o n e _ N o _ _ > C u s t o m e r _ _ P h o n e _ N o _ _ < / C u s t o m e r _ _ P h o n e _ N o _ _ > - 
-         < C u s t o m e r _ _ P h o n e _ N o _ _ C a p t i o n > C u s t o m e r _ _ P h o n e _ N o _ _ C a p t i o n < / C u s t o m e r _ _ P h o n e _ N o _ _ C a p t i o n > - 
-         < I t e m L e d g E n t r y F i l t e r > I t e m L e d g E n t r y F i l t e r < / I t e m L e d g E n t r y F i l t e r > - 
-         < I t e m _ D e s c r i p t i o n C a p t i o n > I t e m _ D e s c r i p t i o n C a p t i o n < / I t e m _ D e s c r i p t i o n C a p t i o n > - 
-         < I t e m _ _ B a s e _ U n i t _ o f _ M e a s u r e _ C a p t i o n > I t e m _ _ B a s e _ U n i t _ o f _ M e a s u r e _ C a p t i o n < / I t e m _ _ B a s e _ U n i t _ o f _ M e a s u r e _ C a p t i o n > - 
-         < P r i n t O n l y O n e P e r P a g e > P r i n t O n l y O n e P e r P a g e < / P r i n t O n l y O n e P e r P a g e > - 
-         < P r o f i t > P r o f i t < / P r o f i t > - 
-         < P r o f i t P c t > P r o f i t P c t < / P r o f i t P c t > - 
-         < P r o f i t P c t _ C o n t r o l 4 7 C a p t i o n > P r o f i t P c t _ C o n t r o l 4 7 C a p t i o n < / P r o f i t P c t _ C o n t r o l 4 7 C a p t i o n > - 
-         < P r o f i t _ C o n t r o l 4 6 C a p t i o n > P r o f i t _ C o n t r o l 4 6 C a p t i o n < / P r o f i t _ C o n t r o l 4 6 C a p t i o n > - 
-         < S T R S U B S T N O _ T e x t 0 0 0 _ P e r i o d T e x t _ > S T R S U B S T N O _ T e x t 0 0 0 _ P e r i o d T e x t _ < / S T R S U B S T N O _ T e x t 0 0 0 _ P e r i o d T e x t _ > - 
-         < T o t a l C a p t i o n > T o t a l C a p t i o n < / T o t a l C a p t i o n > - 
-         < V a l u e E n t r y B u f f e r _ _ D i s c o u n t _ A m o u n t _ > V a l u e E n t r y B u f f e r _ _ D i s c o u n t _ A m o u n t _ < / V a l u e E n t r y B u f f e r _ _ D i s c o u n t _ A m o u n t _ > - 
-         < V a l u e E n t r y B u f f e r _ _ D i s c o u n t _ A m o u n t _ _ C o n t r o l 4 5 C a p t i o n > V a l u e E n t r y B u f f e r _ _ D i s c o u n t _ A m o u n t _ _ C o n t r o l 4 5 C a p t i o n < / V a l u e E n t r y B u f f e r _ _ D i s c o u n t _ A m o u n t _ _ C o n t r o l 4 5 C a p t i o n > - 
-         < V a l u e E n t r y B u f f e r _ _ I n v o i c e d _ Q u a n t i t y _ C a p t i o n > V a l u e E n t r y B u f f e r _ _ I n v o i c e d _ Q u a n t i t y _ C a p t i o n < / V a l u e E n t r y B u f f e r _ _ I n v o i c e d _ Q u a n t i t y _ C a p t i o n > - 
-         < V a l u e E n t r y B u f f e r _ _ I t e m _ N o _ _ C a p t i o n > V a l u e E n t r y B u f f e r _ _ I t e m _ N o _ _ C a p t i o n < / V a l u e E n t r y B u f f e r _ _ I t e m _ N o _ _ C a p t i o n > - 
-         < V a l u e E n t r y B u f f e r _ _ S a l e s _ A m o u n t _ _ A c t u a l _ _ > V a l u e E n t r y B u f f e r _ _ S a l e s _ A m o u n t _ _ A c t u a l _ _ < / V a l u e E n t r y B u f f e r _ _ S a l e s _ A m o u n t _ _ A c t u a l _ _ > - 
-         < V a l u e E n t r y B u f f e r _ _ S a l e s _ A m o u n t _ _ A c t u a l _ _ _ C o n t r o l 4 4 C a p t i o n > V a l u e E n t r y B u f f e r _ _ S a l e s _ A m o u n t _ _ A c t u a l _ _ _ C o n t r o l 4 4 C a p t i o n < / V a l u e E n t r y B u f f e r _ _ S a l e s _ A m o u n t _ _ A c t u a l _ _ _ C o n t r o l 4 4 C a p t i o n > - 
-         < V a l u e _ E n t r y _ _ T A B L E C A P T I O N _ _ _ _ _ _ _ _ _ _ I t e m L e d g E n t r y F i l t e r > V a l u e _ E n t r y _ _ T A B L E C A P T I O N _ _ _ _ _ _ _ _ _ _ I t e m L e d g E n t r y F i l t e r < / V a l u e _ E n t r y _ _ T A B L E C A P T I O N _ _ _ _ _ _ _ _ _ _ I t e m L e d g E n t r y F i l t e r > - 
-         < V a l u e _ E n t r y / > - 
-         < I n t e g e r > - 
-             < C u s t N a m e > C u s t N a m e < / C u s t N a m e > - 
-             < C u s t N o > C u s t N o < / C u s t N o > - 
-             < I t e m _ D e s c r i p t i o n > I t e m _ D e s c r i p t i o n < / I t e m _ D e s c r i p t i o n > - 
-             < I t e m _ _ B a s e _ U n i t _ o f _ M e a s u r e _ > I t e m _ _ B a s e _ U n i t _ o f _ M e a s u r e _ < / I t e m _ _ B a s e _ U n i t _ o f _ M e a s u r e _ > - 
-             < P r o f i t P c t _ C o n t r o l 4 7 > P r o f i t P c t _ C o n t r o l 4 7 < / P r o f i t P c t _ C o n t r o l 4 7 > - 
-             < P r o f i t _ C o n t r o l 4 6 > P r o f i t _ C o n t r o l 4 6 < / P r o f i t _ C o n t r o l 4 6 > - 
-             < V a l u e E n t r y B u f f e r _ _ D i s c o u n t _ A m o u n t _ _ C o n t r o l 4 5 > V a l u e E n t r y B u f f e r _ _ D i s c o u n t _ A m o u n t _ _ C o n t r o l 4 5 < / V a l u e E n t r y B u f f e r _ _ D i s c o u n t _ A m o u n t _ _ C o n t r o l 4 5 > - 
-             < V a l u e E n t r y B u f f e r _ _ I n v o i c e d _ Q u a n t i t y _ > V a l u e E n t r y B u f f e r _ _ I n v o i c e d _ Q u a n t i t y _ < / V a l u e E n t r y B u f f e r _ _ I n v o i c e d _ Q u a n t i t y _ > - 
-             < V a l u e E n t r y B u f f e r _ _ I t e m _ N o _ _ > V a l u e E n t r y B u f f e r _ _ I t e m _ N o _ _ < / V a l u e E n t r y B u f f e r _ _ I t e m _ N o _ _ > - 
-             < V a l u e E n t r y B u f f e r _ _ S a l e s _ A m o u n t _ _ A c t u a l _ _ _ C o n t r o l 4 4 > V a l u e E n t r y B u f f e r _ _ S a l e s _ A m o u n t _ _ A c t u a l _ _ _ C o n t r o l 4 4 < / V a l u e E n t r y B u f f e r _ _ S a l e s _ A m o u n t _ _ A c t u a l _ _ _ C o n t r o l 4 4 > - 
-         < / I n t e g e r > - 
-         < S u b t o t a l s > - 
-             < S u b t o t a l s _ A m o u n t > S u b t o t a l s _ A m o u n t < / S u b t o t a l s _ A m o u n t > - 
-             < S u b t o t a l s _ D i s c o u n t A m o u n t > S u b t o t a l s _ D i s c o u n t A m o u n t < / S u b t o t a l s _ D i s c o u n t A m o u n t > - 
-             < S u b t o t a l s _ P r o f i t > S u b t o t a l s _ P r o f i t < / S u b t o t a l s _ P r o f i t > - 
-             < S u b t o t a l s _ P r o f i t P e r c e n t > S u b t o t a l s _ P r o f i t P e r c e n t < / S u b t o t a l s _ P r o f i t P e r c e n t > - 
-         < / S u b t o t a l s > - 
-     < / C u s t o m e r > - 
-     < T o t a l s > - 
-         < T o t a l s _ A m o u n t > T o t a l s _ A m o u n t < / T o t a l s _ A m o u n t > - 
-         < T o t a l s _ D i s c o u n t A m o u n t > T o t a l s _ D i s c o u n t A m o u n t < / T o t a l s _ D i s c o u n t A m o u n t > - 
-         < T o t a l s _ P r o f i t > T o t a l s _ P r o f i t < / T o t a l s _ P r o f i t > - 
-         < T o t a l s _ P r o f i t P e r c e n t > T o t a l s _ P r o f i t P e r c e n t < / T o t a l s _ P r o f i t P e r c e n t > - 
-     < / T o t a l s > - 
- < / N a v W o r d R e p o r t X m l P a r t > 
-</file>
-
 <file path=customXml/item2.xml><?xml version="1.0" encoding="utf-8"?>
 <b:Sources xmlns:b="http://schemas.openxmlformats.org/officeDocument/2006/bibliography" xmlns="http://schemas.openxmlformats.org/officeDocument/2006/bibliography" SelectedStyle="\APASixthEditionOfficeOnline.xsl" StyleName="APA" Version="6"/>
 </file>
 
-<file path=customXml/itemProps1.xml><?xml version="1.0" encoding="utf-8"?>
-<ds:datastoreItem xmlns:ds="http://schemas.openxmlformats.org/officeDocument/2006/customXml" ds:itemID="{53087D20-42BA-4D3F-9410-12BE32F0401B}">
-  <ds:schemaRefs>
-    <ds:schemaRef ds:uri="urn:microsoft-dynamics-nav/reports/FS_YSD_CustomerItemSales/50000/"/>
-  </ds:schemaRefs>
-</ds:datastoreItem>
+<file path=customXml/item3.xml><?xml version="1.0" encoding="utf-8"?>
+<NavWordReportXmlPart xmlns="urn:microsoft-dynamics-nav/reports/Customer_Item_Sales/113/">
+  <BCReportInformation>
+    <ReportMetadata>
+      <ExtensionId>Extension ID</ExtensionId>
+      <ExtensionName>Extension Name</ExtensionName>
+      <ExtensionPublisher>Extension Publisher</ExtensionPublisher>
+      <ExtensionVersion>Extension Version</ExtensionVersion>
+      <ReportId>Report ID</ReportId>
+      <ReportName>Report Name</ReportName>
+      <AboutThisReportTitle>About This Report Title</AboutThisReportTitle>
+      <AboutThisReportText>About This Report Text</AboutThisReportText>
+      <ReportHelpLink>Report Help Link</ReportHelpLink>
+    </ReportMetadata>
+    <ReportRequest>
+      <TenantEntraId>Tenant Entra Id</TenantEntraId>
+      <EnvironmentName>Environment Name</EnvironmentName>
+      <EnvironmentType>Environment Type</EnvironmentType>
+      <CompanyName>Company Name</CompanyName>
+      <CompanyDisplayName>Company Display Name</CompanyDisplayName>
+      <CompanyId>Company ID</CompanyId>
+      <UserName>User Name</UserName>
+      <DateAndTime>Date and Time</DateAndTime>
+      <Language>Language</Language>
+      <FormatRegion>Format Region</FormatRegion>
+      <DateTimeValues>
+        <Year>Year</Year>
+        <MonthNumber>Month Number</MonthNumber>
+        <DayNumber>Day Number</DayNumber>
+        <Hour>Hour</Hour>
+        <Minute>Minute</Minute>
+      </DateTimeValues>
+    </ReportRequest>
+  </BCReportInformation>
+  <Labels>
+    <AboutTheReportLabel>AboutTheReportLabel</AboutTheReportLabel>
+    <AllAmountsInLCYCaption>AllAmountsInLCYCaption</AllAmountsInLCYCaption>
+    <AmountCaption>AmountCaption</AmountCaption>
+    <CompanyLabel>CompanyLabel</CompanyLabel>
+    <CustNameCaption>CustNameCaption</CustNameCaption>
+    <CustNoCaption>CustNoCaption</CustNoCaption>
+    <CustomerItemSalesAnalysis>CustomerItemSalesAnalysis</CustomerItemSalesAnalysis>
+    <CustomerItemSalesLabel>CustomerItemSalesLabel</CustomerItemSalesLabel>
+    <CustomerItemSalesPrint>CustomerItemSalesPrint</CustomerItemSalesPrint>
+    <DataRetrieved>DataRetrieved</DataRetrieved>
+    <DiscountAmountCaption>DiscountAmountCaption</DiscountAmountCaption>
+    <DocumentationLabel>DocumentationLabel</DocumentationLabel>
+    <EnvironmentLabel>EnvironmentLabel</EnvironmentLabel>
+    <InvoicedQuantityCaption>InvoicedQuantityCaption</InvoicedQuantityCaption>
+    <ItemDescCaption>ItemDescCaption</ItemDescCaption>
+    <ItemNoCaption>ItemNoCaption</ItemNoCaption>
+    <PeriodCaption>PeriodCaption</PeriodCaption>
+    <ProfitCaption>ProfitCaption</ProfitCaption>
+    <ProfitPercentCaption>ProfitPercentCaption</ProfitPercentCaption>
+    <ReportNameLabel>ReportNameLabel</ReportNameLabel>
+    <RunOnLabel>RunOnLabel</RunOnLabel>
+    <TotalLbl>TotalLbl</TotalLbl>
+    <UnitOfMeasureCaption>UnitOfMeasureCaption</UnitOfMeasureCaption>
+    <UserLabel>UserLabel</UserLabel>
+  </Labels>
+  <Customer>
+    <All_amounts_are_in_LCYCaption>All_amounts_are_in_LCYCaption</All_amounts_are_in_LCYCaption>
+    <COMPANYNAME>COMPANYNAME</COMPANYNAME>
+    <CurrReport_PAGENOCaption>CurrReport_PAGENOCaption</CurrReport_PAGENOCaption>
+    <CustFilter>CustFilter</CustFilter>
+    <Customer_Item_SalesCaption>Customer_Item_SalesCaption</Customer_Item_SalesCaption>
+    <Customer_Name>Customer_Name</Customer_Name>
+    <Customer_TABLECAPTION__________CustFilter>Customer_TABLECAPTION__________CustFilter</Customer_TABLECAPTION__________CustFilter>
+    <Customer__No__>Customer__No__</Customer__No__>
+    <Customer__Phone_No__>Customer__Phone_No__</Customer__Phone_No__>
+    <Customer__Phone_No__Caption>Customer__Phone_No__Caption</Customer__Phone_No__Caption>
+    <ItemLedgEntryFilter>ItemLedgEntryFilter</ItemLedgEntryFilter>
+    <Item_DescriptionCaption>Item_DescriptionCaption</Item_DescriptionCaption>
+    <Item__Base_Unit_of_Measure_Caption>Item__Base_Unit_of_Measure_Caption</Item__Base_Unit_of_Measure_Caption>
+    <PrintOnlyOnePerPage>PrintOnlyOnePerPage</PrintOnlyOnePerPage>
+    <Profit>Profit</Profit>
+    <ProfitPct>ProfitPct</ProfitPct>
+    <ProfitPct_Control47Caption>ProfitPct_Control47Caption</ProfitPct_Control47Caption>
+    <Profit_Control46Caption>Profit_Control46Caption</Profit_Control46Caption>
+    <STRSUBSTNO_Text000_PeriodText_>STRSUBSTNO_Text000_PeriodText_</STRSUBSTNO_Text000_PeriodText_>
+    <TotalCaption>TotalCaption</TotalCaption>
+    <ValueEntryBuffer__Discount_Amount_>ValueEntryBuffer__Discount_Amount_</ValueEntryBuffer__Discount_Amount_>
+    <ValueEntryBuffer__Discount_Amount__Control45Caption>ValueEntryBuffer__Discount_Amount__Control45Caption</ValueEntryBuffer__Discount_Amount__Control45Caption>
+    <ValueEntryBuffer__Invoiced_Quantity_Caption>ValueEntryBuffer__Invoiced_Quantity_Caption</ValueEntryBuffer__Invoiced_Quantity_Caption>
+    <ValueEntryBuffer__Item_No__Caption>ValueEntryBuffer__Item_No__Caption</ValueEntryBuffer__Item_No__Caption>
+    <ValueEntryBuffer__Sales_Amount__Actual__>ValueEntryBuffer__Sales_Amount__Actual__</ValueEntryBuffer__Sales_Amount__Actual__>
+    <ValueEntryBuffer__Sales_Amount__Actual___Control44Caption>ValueEntryBuffer__Sales_Amount__Actual___Control44Caption</ValueEntryBuffer__Sales_Amount__Actual___Control44Caption>
+    <Value_Entry__TABLECAPTION__________ItemLedgEntryFilter>Value_Entry__TABLECAPTION__________ItemLedgEntryFilter</Value_Entry__TABLECAPTION__________ItemLedgEntryFilter>
+    <Value_Entry/>
+    <Integer>
+      <CustName>CustName</CustName>
+      <CustNo>CustNo</CustNo>
+      <Item_Description>Item_Description</Item_Description>
+      <Item__Base_Unit_of_Measure_>Item__Base_Unit_of_Measure_</Item__Base_Unit_of_Measure_>
+      <ProfitPct_Control47>ProfitPct_Control47</ProfitPct_Control47>
+      <Profit_Control46>Profit_Control46</Profit_Control46>
+      <ValueEntryBuffer__Discount_Amount__Control45>ValueEntryBuffer__Discount_Amount__Control45</ValueEntryBuffer__Discount_Amount__Control45>
+      <ValueEntryBuffer__Invoiced_Quantity_>ValueEntryBuffer__Invoiced_Quantity_</ValueEntryBuffer__Invoiced_Quantity_>
+      <ValueEntryBuffer__Item_No__>ValueEntryBuffer__Item_No__</ValueEntryBuffer__Item_No__>
+      <ValueEntryBuffer__Sales_Amount__Actual___Control44>ValueEntryBuffer__Sales_Amount__Actual___Control44</ValueEntryBuffer__Sales_Amount__Actual___Control44>
+    </Integer>
+    <Subtotals>
+      <Subtotals_Amount>Subtotals_Amount</Subtotals_Amount>
+      <Subtotals_DiscountAmount>Subtotals_DiscountAmount</Subtotals_DiscountAmount>
+      <Subtotals_Profit>Subtotals_Profit</Subtotals_Profit>
+      <Subtotals_ProfitPercent>Subtotals_ProfitPercent</Subtotals_ProfitPercent>
+    </Subtotals>
+  </Customer>
+  <Totals>
+    <Totals_Amount>Totals_Amount</Totals_Amount>
+    <Totals_DiscountAmount>Totals_DiscountAmount</Totals_DiscountAmount>
+    <Totals_Profit>Totals_Profit</Totals_Profit>
+    <Totals_ProfitPercent>Totals_ProfitPercent</Totals_ProfitPercent>
+  </Totals>
+</NavWordReportXmlPart>
 </file>
 
 <file path=customXml/itemProps2.xml><?xml version="1.0" encoding="utf-8"?>
